--- a/Project abstract submission form-FEDF.docx
+++ b/Project abstract submission form-FEDF.docx
@@ -25,6 +25,7 @@
         </w:rPr>
         <w:t xml:space="preserve"> </w:t>
       </w:r>
+      <w:proofErr w:type="gramStart"/>
       <w:r>
         <w:rPr>
           <w:b/>
@@ -37,7 +38,15 @@
           <w:b/>
           <w:bCs/>
         </w:rPr>
-        <w:t> 25CS1201E</w:t>
+        <w:t> 25</w:t>
+      </w:r>
+      <w:proofErr w:type="gramEnd"/>
+      <w:r>
+        <w:rPr>
+          <w:b/>
+          <w:bCs/>
+        </w:rPr>
+        <w:t>CS1201E</w:t>
       </w:r>
       <w:r>
         <w:rPr>
@@ -439,6 +448,24 @@
           <w:lang w:val="en-IN"/>
         </w:rPr>
       </w:pPr>
+    </w:p>
+    <w:p>
+      <w:pPr>
+        <w:rPr>
+          <w:b/>
+          <w:bCs/>
+          <w:lang w:val="en-IN"/>
+        </w:rPr>
+      </w:pPr>
+    </w:p>
+    <w:p>
+      <w:pPr>
+        <w:rPr>
+          <w:b/>
+          <w:bCs/>
+          <w:lang w:val="en-IN"/>
+        </w:rPr>
+      </w:pPr>
       <w:r>
         <w:rPr>
           <w:b/>
@@ -484,22 +511,6 @@
     </w:p>
     <w:p>
       <w:pPr>
-        <w:jc w:val="both"/>
-        <w:rPr>
-          <w:lang w:val="en-IN"/>
-        </w:rPr>
-      </w:pPr>
-    </w:p>
-    <w:p>
-      <w:pPr>
-        <w:jc w:val="both"/>
-        <w:rPr>
-          <w:lang w:val="en-IN"/>
-        </w:rPr>
-      </w:pPr>
-    </w:p>
-    <w:p>
-      <w:pPr>
         <w:rPr>
           <w:lang w:val="en-IN"/>
         </w:rPr>
@@ -524,6 +535,13 @@
         </w:rPr>
         <w:t xml:space="preserve"> for data management. This system improves transparency, reduces manual effort, and ensures a faster and more organized compensation claim process for airline passengers.</w:t>
       </w:r>
+    </w:p>
+    <w:p>
+      <w:pPr>
+        <w:rPr>
+          <w:lang w:val="en-IN"/>
+        </w:rPr>
+      </w:pPr>
     </w:p>
     <w:p>
       <w:pPr>
@@ -598,14 +616,14 @@
         <w:tblLook w:val="04A0" w:firstRow="1" w:lastRow="0" w:firstColumn="1" w:lastColumn="0" w:noHBand="0" w:noVBand="1"/>
       </w:tblPr>
       <w:tblGrid>
-        <w:gridCol w:w="3282"/>
-        <w:gridCol w:w="3374"/>
-        <w:gridCol w:w="3054"/>
+        <w:gridCol w:w="3287"/>
+        <w:gridCol w:w="3371"/>
+        <w:gridCol w:w="3052"/>
       </w:tblGrid>
       <w:tr>
         <w:tc>
           <w:tcPr>
-            <w:tcW w:w="3357" w:type="dxa"/>
+            <w:tcW w:w="3287" w:type="dxa"/>
           </w:tcPr>
           <w:p>
             <w:pPr>
@@ -625,7 +643,7 @@
         </w:tc>
         <w:tc>
           <w:tcPr>
-            <w:tcW w:w="3452" w:type="dxa"/>
+            <w:tcW w:w="3371" w:type="dxa"/>
             <w:vAlign w:val="center"/>
           </w:tcPr>
           <w:p>
@@ -646,7 +664,7 @@
         </w:tc>
         <w:tc>
           <w:tcPr>
-            <w:tcW w:w="3127" w:type="dxa"/>
+            <w:tcW w:w="3052" w:type="dxa"/>
           </w:tcPr>
           <w:p>
             <w:pPr>
@@ -670,22 +688,460 @@
       <w:tr>
         <w:tc>
           <w:tcPr>
-            <w:tcW w:w="3357" w:type="dxa"/>
-          </w:tcPr>
-          <w:p>
-            <w:pPr>
-              <w:rPr>
-                <w:lang w:val="en-IN"/>
-              </w:rPr>
-            </w:pPr>
-            <w:r>
-              <w:t>Claim Form, Eligibility Checker &amp; Document Upload</w:t>
-            </w:r>
-          </w:p>
-        </w:tc>
-        <w:tc>
-          <w:tcPr>
-            <w:tcW w:w="3452" w:type="dxa"/>
+            <w:tcW w:w="3287" w:type="dxa"/>
+          </w:tcPr>
+          <w:p>
+            <w:pPr>
+              <w:rPr>
+                <w:lang w:val="en-IN"/>
+              </w:rPr>
+            </w:pPr>
+            <w:r>
+              <w:rPr>
+                <w:lang w:val="en-IN"/>
+              </w:rPr>
+              <w:t>1. Claim Form Module</w:t>
+            </w:r>
+          </w:p>
+          <w:tbl>
+            <w:tblPr>
+              <w:tblW w:w="0" w:type="auto"/>
+              <w:tblCellSpacing w:w="15" w:type="dxa"/>
+              <w:tblCellMar>
+                <w:top w:w="15" w:type="dxa"/>
+                <w:left w:w="15" w:type="dxa"/>
+                <w:bottom w:w="15" w:type="dxa"/>
+                <w:right w:w="15" w:type="dxa"/>
+              </w:tblCellMar>
+              <w:tblLook w:val="04A0" w:firstRow="1" w:lastRow="0" w:firstColumn="1" w:lastColumn="0" w:noHBand="0" w:noVBand="1"/>
+            </w:tblPr>
+            <w:tblGrid>
+              <w:gridCol w:w="2715"/>
+              <w:gridCol w:w="66"/>
+              <w:gridCol w:w="81"/>
+            </w:tblGrid>
+            <w:tr>
+              <w:trPr>
+                <w:tblCellSpacing w:w="15" w:type="dxa"/>
+              </w:trPr>
+              <w:tc>
+                <w:tcPr>
+                  <w:tcW w:w="0" w:type="auto"/>
+                  <w:vAlign w:val="center"/>
+                  <w:hideMark/>
+                </w:tcPr>
+                <w:p>
+                  <w:pPr>
+                    <w:widowControl/>
+                    <w:suppressAutoHyphens/>
+                    <w:autoSpaceDE/>
+                    <w:autoSpaceDN/>
+                    <w:rPr>
+                      <w:lang w:val="en-IN"/>
+                    </w:rPr>
+                  </w:pPr>
+                  <w:r>
+                    <w:rPr>
+                      <w:lang w:val="en-IN"/>
+                    </w:rPr>
+                    <w:t>2. Eligibility Checker Module</w:t>
+                  </w:r>
+                </w:p>
+              </w:tc>
+              <w:tc>
+                <w:tcPr>
+                  <w:tcW w:w="0" w:type="auto"/>
+                  <w:vAlign w:val="center"/>
+                  <w:hideMark/>
+                </w:tcPr>
+                <w:p>
+                  <w:pPr>
+                    <w:widowControl/>
+                    <w:suppressAutoHyphens/>
+                    <w:autoSpaceDE/>
+                    <w:autoSpaceDN/>
+                    <w:rPr>
+                      <w:lang w:val="en-IN"/>
+                    </w:rPr>
+                  </w:pPr>
+                </w:p>
+              </w:tc>
+              <w:tc>
+                <w:tcPr>
+                  <w:tcW w:w="0" w:type="auto"/>
+                  <w:vAlign w:val="center"/>
+                  <w:hideMark/>
+                </w:tcPr>
+                <w:p>
+                  <w:pPr>
+                    <w:widowControl/>
+                    <w:suppressAutoHyphens/>
+                    <w:autoSpaceDE/>
+                    <w:autoSpaceDN/>
+                    <w:rPr>
+                      <w:lang w:val="en-IN"/>
+                    </w:rPr>
+                  </w:pPr>
+                </w:p>
+              </w:tc>
+            </w:tr>
+          </w:tbl>
+          <w:p>
+            <w:pPr>
+              <w:rPr>
+                <w:vanish/>
+                <w:lang w:val="en-IN"/>
+              </w:rPr>
+            </w:pPr>
+          </w:p>
+          <w:tbl>
+            <w:tblPr>
+              <w:tblW w:w="0" w:type="auto"/>
+              <w:tblCellSpacing w:w="15" w:type="dxa"/>
+              <w:tblCellMar>
+                <w:top w:w="15" w:type="dxa"/>
+                <w:left w:w="15" w:type="dxa"/>
+                <w:bottom w:w="15" w:type="dxa"/>
+                <w:right w:w="15" w:type="dxa"/>
+              </w:tblCellMar>
+              <w:tblLook w:val="04A0" w:firstRow="1" w:lastRow="0" w:firstColumn="1" w:lastColumn="0" w:noHBand="0" w:noVBand="1"/>
+            </w:tblPr>
+            <w:tblGrid>
+              <w:gridCol w:w="2654"/>
+              <w:gridCol w:w="66"/>
+              <w:gridCol w:w="81"/>
+            </w:tblGrid>
+            <w:tr>
+              <w:trPr>
+                <w:tblCellSpacing w:w="15" w:type="dxa"/>
+              </w:trPr>
+              <w:tc>
+                <w:tcPr>
+                  <w:tcW w:w="0" w:type="auto"/>
+                  <w:vAlign w:val="center"/>
+                  <w:hideMark/>
+                </w:tcPr>
+                <w:p>
+                  <w:pPr>
+                    <w:widowControl/>
+                    <w:suppressAutoHyphens/>
+                    <w:autoSpaceDE/>
+                    <w:autoSpaceDN/>
+                    <w:rPr>
+                      <w:lang w:val="en-IN"/>
+                    </w:rPr>
+                  </w:pPr>
+                  <w:r>
+                    <w:rPr>
+                      <w:lang w:val="en-IN"/>
+                    </w:rPr>
+                    <w:t>3. Document Upload Module</w:t>
+                  </w:r>
+                </w:p>
+              </w:tc>
+              <w:tc>
+                <w:tcPr>
+                  <w:tcW w:w="0" w:type="auto"/>
+                  <w:vAlign w:val="center"/>
+                  <w:hideMark/>
+                </w:tcPr>
+                <w:p>
+                  <w:pPr>
+                    <w:widowControl/>
+                    <w:suppressAutoHyphens/>
+                    <w:autoSpaceDE/>
+                    <w:autoSpaceDN/>
+                    <w:rPr>
+                      <w:lang w:val="en-IN"/>
+                    </w:rPr>
+                  </w:pPr>
+                </w:p>
+              </w:tc>
+              <w:tc>
+                <w:tcPr>
+                  <w:tcW w:w="0" w:type="auto"/>
+                  <w:vAlign w:val="center"/>
+                  <w:hideMark/>
+                </w:tcPr>
+                <w:p>
+                  <w:pPr>
+                    <w:widowControl/>
+                    <w:suppressAutoHyphens/>
+                    <w:autoSpaceDE/>
+                    <w:autoSpaceDN/>
+                    <w:rPr>
+                      <w:lang w:val="en-IN"/>
+                    </w:rPr>
+                  </w:pPr>
+                </w:p>
+              </w:tc>
+            </w:tr>
+          </w:tbl>
+          <w:p>
+            <w:pPr>
+              <w:rPr>
+                <w:vanish/>
+                <w:lang w:val="en-IN"/>
+              </w:rPr>
+            </w:pPr>
+          </w:p>
+          <w:tbl>
+            <w:tblPr>
+              <w:tblW w:w="0" w:type="auto"/>
+              <w:tblCellSpacing w:w="15" w:type="dxa"/>
+              <w:tblCellMar>
+                <w:top w:w="15" w:type="dxa"/>
+                <w:left w:w="15" w:type="dxa"/>
+                <w:bottom w:w="15" w:type="dxa"/>
+                <w:right w:w="15" w:type="dxa"/>
+              </w:tblCellMar>
+              <w:tblLook w:val="04A0" w:firstRow="1" w:lastRow="0" w:firstColumn="1" w:lastColumn="0" w:noHBand="0" w:noVBand="1"/>
+            </w:tblPr>
+            <w:tblGrid>
+              <w:gridCol w:w="2924"/>
+              <w:gridCol w:w="66"/>
+              <w:gridCol w:w="81"/>
+            </w:tblGrid>
+            <w:tr>
+              <w:trPr>
+                <w:tblCellSpacing w:w="15" w:type="dxa"/>
+              </w:trPr>
+              <w:tc>
+                <w:tcPr>
+                  <w:tcW w:w="0" w:type="auto"/>
+                  <w:vAlign w:val="center"/>
+                  <w:hideMark/>
+                </w:tcPr>
+                <w:p>
+                  <w:pPr>
+                    <w:widowControl/>
+                    <w:suppressAutoHyphens/>
+                    <w:autoSpaceDE/>
+                    <w:autoSpaceDN/>
+                    <w:rPr>
+                      <w:lang w:val="en-IN"/>
+                    </w:rPr>
+                  </w:pPr>
+                  <w:r>
+                    <w:rPr>
+                      <w:lang w:val="en-IN"/>
+                    </w:rPr>
+                    <w:t>4. User Input Validation Module</w:t>
+                  </w:r>
+                </w:p>
+              </w:tc>
+              <w:tc>
+                <w:tcPr>
+                  <w:tcW w:w="0" w:type="auto"/>
+                  <w:vAlign w:val="center"/>
+                  <w:hideMark/>
+                </w:tcPr>
+                <w:p>
+                  <w:pPr>
+                    <w:widowControl/>
+                    <w:suppressAutoHyphens/>
+                    <w:autoSpaceDE/>
+                    <w:autoSpaceDN/>
+                    <w:rPr>
+                      <w:lang w:val="en-IN"/>
+                    </w:rPr>
+                  </w:pPr>
+                </w:p>
+              </w:tc>
+              <w:tc>
+                <w:tcPr>
+                  <w:tcW w:w="0" w:type="auto"/>
+                  <w:vAlign w:val="center"/>
+                  <w:hideMark/>
+                </w:tcPr>
+                <w:p>
+                  <w:pPr>
+                    <w:widowControl/>
+                    <w:suppressAutoHyphens/>
+                    <w:autoSpaceDE/>
+                    <w:autoSpaceDN/>
+                    <w:rPr>
+                      <w:lang w:val="en-IN"/>
+                    </w:rPr>
+                  </w:pPr>
+                </w:p>
+              </w:tc>
+            </w:tr>
+          </w:tbl>
+          <w:p>
+            <w:pPr>
+              <w:rPr>
+                <w:vanish/>
+                <w:lang w:val="en-IN"/>
+              </w:rPr>
+            </w:pPr>
+          </w:p>
+          <w:tbl>
+            <w:tblPr>
+              <w:tblW w:w="0" w:type="auto"/>
+              <w:tblCellSpacing w:w="15" w:type="dxa"/>
+              <w:tblCellMar>
+                <w:top w:w="15" w:type="dxa"/>
+                <w:left w:w="15" w:type="dxa"/>
+                <w:bottom w:w="15" w:type="dxa"/>
+                <w:right w:w="15" w:type="dxa"/>
+              </w:tblCellMar>
+              <w:tblLook w:val="04A0" w:firstRow="1" w:lastRow="0" w:firstColumn="1" w:lastColumn="0" w:noHBand="0" w:noVBand="1"/>
+            </w:tblPr>
+            <w:tblGrid>
+              <w:gridCol w:w="2288"/>
+              <w:gridCol w:w="66"/>
+              <w:gridCol w:w="81"/>
+            </w:tblGrid>
+            <w:tr>
+              <w:trPr>
+                <w:tblCellSpacing w:w="15" w:type="dxa"/>
+              </w:trPr>
+              <w:tc>
+                <w:tcPr>
+                  <w:tcW w:w="0" w:type="auto"/>
+                  <w:vAlign w:val="center"/>
+                  <w:hideMark/>
+                </w:tcPr>
+                <w:p>
+                  <w:pPr>
+                    <w:widowControl/>
+                    <w:suppressAutoHyphens/>
+                    <w:autoSpaceDE/>
+                    <w:autoSpaceDN/>
+                    <w:rPr>
+                      <w:lang w:val="en-IN"/>
+                    </w:rPr>
+                  </w:pPr>
+                  <w:r>
+                    <w:rPr>
+                      <w:lang w:val="en-IN"/>
+                    </w:rPr>
+                    <w:t>5. Claim History Module</w:t>
+                  </w:r>
+                </w:p>
+              </w:tc>
+              <w:tc>
+                <w:tcPr>
+                  <w:tcW w:w="0" w:type="auto"/>
+                  <w:vAlign w:val="center"/>
+                  <w:hideMark/>
+                </w:tcPr>
+                <w:p>
+                  <w:pPr>
+                    <w:widowControl/>
+                    <w:suppressAutoHyphens/>
+                    <w:autoSpaceDE/>
+                    <w:autoSpaceDN/>
+                    <w:rPr>
+                      <w:lang w:val="en-IN"/>
+                    </w:rPr>
+                  </w:pPr>
+                </w:p>
+              </w:tc>
+              <w:tc>
+                <w:tcPr>
+                  <w:tcW w:w="0" w:type="auto"/>
+                  <w:vAlign w:val="center"/>
+                  <w:hideMark/>
+                </w:tcPr>
+                <w:p>
+                  <w:pPr>
+                    <w:widowControl/>
+                    <w:suppressAutoHyphens/>
+                    <w:autoSpaceDE/>
+                    <w:autoSpaceDN/>
+                    <w:rPr>
+                      <w:lang w:val="en-IN"/>
+                    </w:rPr>
+                  </w:pPr>
+                </w:p>
+              </w:tc>
+            </w:tr>
+          </w:tbl>
+          <w:p>
+            <w:pPr>
+              <w:rPr>
+                <w:vanish/>
+                <w:lang w:val="en-IN"/>
+              </w:rPr>
+            </w:pPr>
+          </w:p>
+          <w:tbl>
+            <w:tblPr>
+              <w:tblW w:w="0" w:type="auto"/>
+              <w:tblCellSpacing w:w="15" w:type="dxa"/>
+              <w:tblCellMar>
+                <w:top w:w="15" w:type="dxa"/>
+                <w:left w:w="15" w:type="dxa"/>
+                <w:bottom w:w="15" w:type="dxa"/>
+                <w:right w:w="15" w:type="dxa"/>
+              </w:tblCellMar>
+              <w:tblLook w:val="04A0" w:firstRow="1" w:lastRow="0" w:firstColumn="1" w:lastColumn="0" w:noHBand="0" w:noVBand="1"/>
+            </w:tblPr>
+            <w:tblGrid>
+              <w:gridCol w:w="2202"/>
+              <w:gridCol w:w="81"/>
+            </w:tblGrid>
+            <w:tr>
+              <w:trPr>
+                <w:tblCellSpacing w:w="15" w:type="dxa"/>
+              </w:trPr>
+              <w:tc>
+                <w:tcPr>
+                  <w:tcW w:w="0" w:type="auto"/>
+                  <w:vAlign w:val="center"/>
+                  <w:hideMark/>
+                </w:tcPr>
+                <w:p>
+                  <w:pPr>
+                    <w:widowControl/>
+                    <w:suppressAutoHyphens/>
+                    <w:autoSpaceDE/>
+                    <w:autoSpaceDN/>
+                    <w:rPr>
+                      <w:lang w:val="en-IN"/>
+                    </w:rPr>
+                  </w:pPr>
+                  <w:r>
+                    <w:rPr>
+                      <w:lang w:val="en-IN"/>
+                    </w:rPr>
+                    <w:t>6. Support Chat Module</w:t>
+                  </w:r>
+                </w:p>
+              </w:tc>
+              <w:tc>
+                <w:tcPr>
+                  <w:tcW w:w="0" w:type="auto"/>
+                  <w:vAlign w:val="center"/>
+                  <w:hideMark/>
+                </w:tcPr>
+                <w:p>
+                  <w:pPr>
+                    <w:widowControl/>
+                    <w:suppressAutoHyphens/>
+                    <w:autoSpaceDE/>
+                    <w:autoSpaceDN/>
+                    <w:rPr>
+                      <w:lang w:val="en-IN"/>
+                    </w:rPr>
+                  </w:pPr>
+                </w:p>
+              </w:tc>
+            </w:tr>
+          </w:tbl>
+          <w:p>
+            <w:pPr>
+              <w:rPr>
+                <w:lang w:val="en-IN"/>
+              </w:rPr>
+            </w:pPr>
+          </w:p>
+        </w:tc>
+        <w:tc>
+          <w:tcPr>
+            <w:tcW w:w="3371" w:type="dxa"/>
             <w:vAlign w:val="center"/>
           </w:tcPr>
           <w:p>
@@ -708,7 +1164,7 @@
         </w:tc>
         <w:tc>
           <w:tcPr>
-            <w:tcW w:w="3127" w:type="dxa"/>
+            <w:tcW w:w="3052" w:type="dxa"/>
           </w:tcPr>
           <w:p>
             <w:pPr>
@@ -718,36 +1174,588 @@
                 <w:lang w:val="en-IN"/>
               </w:rPr>
             </w:pPr>
-            <w:r>
+          </w:p>
+        </w:tc>
+      </w:tr>
+      <w:tr>
+        <w:tc>
+          <w:tcPr>
+            <w:tcW w:w="3287" w:type="dxa"/>
+          </w:tcPr>
+          <w:p>
+            <w:pPr>
+              <w:rPr>
+                <w:lang w:val="en-IN"/>
+              </w:rPr>
+            </w:pPr>
+          </w:p>
+        </w:tc>
+        <w:tc>
+          <w:tcPr>
+            <w:tcW w:w="3371" w:type="dxa"/>
+            <w:vAlign w:val="center"/>
+          </w:tcPr>
+          <w:p>
+            <w:pPr>
               <w:rPr>
                 <w:b/>
                 <w:bCs/>
                 <w:lang w:val="en-IN"/>
               </w:rPr>
-              <w:t>M. Gayatri</w:t>
-            </w:r>
+            </w:pPr>
+          </w:p>
+        </w:tc>
+        <w:tc>
+          <w:tcPr>
+            <w:tcW w:w="3052" w:type="dxa"/>
+          </w:tcPr>
+          <w:p>
+            <w:pPr>
+              <w:rPr>
+                <w:b/>
+                <w:bCs/>
+                <w:lang w:val="en-IN"/>
+              </w:rPr>
+            </w:pPr>
           </w:p>
         </w:tc>
       </w:tr>
       <w:tr>
         <w:tc>
           <w:tcPr>
-            <w:tcW w:w="3357" w:type="dxa"/>
-          </w:tcPr>
-          <w:p>
-            <w:pPr>
-              <w:rPr>
-                <w:lang w:val="en-IN"/>
-              </w:rPr>
-            </w:pPr>
-            <w:r>
-              <w:t>Claim Status Tracking, Admin Review, Email Notification, FAQ &amp; PDF Export</w:t>
-            </w:r>
-          </w:p>
-        </w:tc>
-        <w:tc>
-          <w:tcPr>
-            <w:tcW w:w="3452" w:type="dxa"/>
+            <w:tcW w:w="3287" w:type="dxa"/>
+          </w:tcPr>
+          <w:tbl>
+            <w:tblPr>
+              <w:tblW w:w="0" w:type="auto"/>
+              <w:tblCellSpacing w:w="15" w:type="dxa"/>
+              <w:tblCellMar>
+                <w:top w:w="15" w:type="dxa"/>
+                <w:left w:w="15" w:type="dxa"/>
+                <w:bottom w:w="15" w:type="dxa"/>
+                <w:right w:w="15" w:type="dxa"/>
+              </w:tblCellMar>
+              <w:tblLook w:val="04A0" w:firstRow="1" w:lastRow="0" w:firstColumn="1" w:lastColumn="0" w:noHBand="0" w:noVBand="1"/>
+            </w:tblPr>
+            <w:tblGrid>
+              <w:gridCol w:w="2924"/>
+              <w:gridCol w:w="66"/>
+              <w:gridCol w:w="81"/>
+            </w:tblGrid>
+            <w:tr>
+              <w:trPr>
+                <w:tblCellSpacing w:w="15" w:type="dxa"/>
+              </w:trPr>
+              <w:tc>
+                <w:tcPr>
+                  <w:tcW w:w="0" w:type="auto"/>
+                  <w:vAlign w:val="center"/>
+                  <w:hideMark/>
+                </w:tcPr>
+                <w:p>
+                  <w:pPr>
+                    <w:widowControl/>
+                    <w:suppressAutoHyphens/>
+                    <w:autoSpaceDE/>
+                    <w:autoSpaceDN/>
+                    <w:rPr>
+                      <w:lang w:val="en-IN"/>
+                    </w:rPr>
+                  </w:pPr>
+                  <w:r>
+                    <w:rPr>
+                      <w:lang w:val="en-IN"/>
+                    </w:rPr>
+                    <w:lastRenderedPageBreak/>
+                    <w:t>7. Claim Status Tracking Module</w:t>
+                  </w:r>
+                </w:p>
+              </w:tc>
+              <w:tc>
+                <w:tcPr>
+                  <w:tcW w:w="0" w:type="auto"/>
+                  <w:vAlign w:val="center"/>
+                  <w:hideMark/>
+                </w:tcPr>
+                <w:p>
+                  <w:pPr>
+                    <w:widowControl/>
+                    <w:suppressAutoHyphens/>
+                    <w:autoSpaceDE/>
+                    <w:autoSpaceDN/>
+                    <w:rPr>
+                      <w:lang w:val="en-IN"/>
+                    </w:rPr>
+                  </w:pPr>
+                </w:p>
+              </w:tc>
+              <w:tc>
+                <w:tcPr>
+                  <w:tcW w:w="0" w:type="auto"/>
+                  <w:vAlign w:val="center"/>
+                  <w:hideMark/>
+                </w:tcPr>
+                <w:p>
+                  <w:pPr>
+                    <w:widowControl/>
+                    <w:suppressAutoHyphens/>
+                    <w:autoSpaceDE/>
+                    <w:autoSpaceDN/>
+                    <w:rPr>
+                      <w:lang w:val="en-IN"/>
+                    </w:rPr>
+                  </w:pPr>
+                </w:p>
+              </w:tc>
+            </w:tr>
+          </w:tbl>
+          <w:p>
+            <w:pPr>
+              <w:rPr>
+                <w:vanish/>
+                <w:lang w:val="en-IN"/>
+              </w:rPr>
+            </w:pPr>
+          </w:p>
+          <w:tbl>
+            <w:tblPr>
+              <w:tblW w:w="0" w:type="auto"/>
+              <w:tblCellSpacing w:w="15" w:type="dxa"/>
+              <w:tblCellMar>
+                <w:top w:w="15" w:type="dxa"/>
+                <w:left w:w="15" w:type="dxa"/>
+                <w:bottom w:w="15" w:type="dxa"/>
+                <w:right w:w="15" w:type="dxa"/>
+              </w:tblCellMar>
+              <w:tblLook w:val="04A0" w:firstRow="1" w:lastRow="0" w:firstColumn="1" w:lastColumn="0" w:noHBand="0" w:noVBand="1"/>
+            </w:tblPr>
+            <w:tblGrid>
+              <w:gridCol w:w="2373"/>
+              <w:gridCol w:w="66"/>
+              <w:gridCol w:w="81"/>
+            </w:tblGrid>
+            <w:tr>
+              <w:trPr>
+                <w:tblCellSpacing w:w="15" w:type="dxa"/>
+              </w:trPr>
+              <w:tc>
+                <w:tcPr>
+                  <w:tcW w:w="0" w:type="auto"/>
+                  <w:vAlign w:val="center"/>
+                  <w:hideMark/>
+                </w:tcPr>
+                <w:p>
+                  <w:pPr>
+                    <w:widowControl/>
+                    <w:suppressAutoHyphens/>
+                    <w:autoSpaceDE/>
+                    <w:autoSpaceDN/>
+                    <w:rPr>
+                      <w:lang w:val="en-IN"/>
+                    </w:rPr>
+                  </w:pPr>
+                  <w:r>
+                    <w:rPr>
+                      <w:lang w:val="en-IN"/>
+                    </w:rPr>
+                    <w:t>8. Admin Review Module</w:t>
+                  </w:r>
+                </w:p>
+              </w:tc>
+              <w:tc>
+                <w:tcPr>
+                  <w:tcW w:w="0" w:type="auto"/>
+                  <w:vAlign w:val="center"/>
+                  <w:hideMark/>
+                </w:tcPr>
+                <w:p>
+                  <w:pPr>
+                    <w:widowControl/>
+                    <w:suppressAutoHyphens/>
+                    <w:autoSpaceDE/>
+                    <w:autoSpaceDN/>
+                    <w:rPr>
+                      <w:lang w:val="en-IN"/>
+                    </w:rPr>
+                  </w:pPr>
+                </w:p>
+              </w:tc>
+              <w:tc>
+                <w:tcPr>
+                  <w:tcW w:w="0" w:type="auto"/>
+                  <w:vAlign w:val="center"/>
+                  <w:hideMark/>
+                </w:tcPr>
+                <w:p>
+                  <w:pPr>
+                    <w:widowControl/>
+                    <w:suppressAutoHyphens/>
+                    <w:autoSpaceDE/>
+                    <w:autoSpaceDN/>
+                    <w:rPr>
+                      <w:lang w:val="en-IN"/>
+                    </w:rPr>
+                  </w:pPr>
+                </w:p>
+              </w:tc>
+            </w:tr>
+          </w:tbl>
+          <w:p>
+            <w:pPr>
+              <w:rPr>
+                <w:vanish/>
+                <w:lang w:val="en-IN"/>
+              </w:rPr>
+            </w:pPr>
+          </w:p>
+          <w:tbl>
+            <w:tblPr>
+              <w:tblW w:w="0" w:type="auto"/>
+              <w:tblCellSpacing w:w="15" w:type="dxa"/>
+              <w:tblCellMar>
+                <w:top w:w="15" w:type="dxa"/>
+                <w:left w:w="15" w:type="dxa"/>
+                <w:bottom w:w="15" w:type="dxa"/>
+                <w:right w:w="15" w:type="dxa"/>
+              </w:tblCellMar>
+              <w:tblLook w:val="04A0" w:firstRow="1" w:lastRow="0" w:firstColumn="1" w:lastColumn="0" w:noHBand="0" w:noVBand="1"/>
+            </w:tblPr>
+            <w:tblGrid>
+              <w:gridCol w:w="2678"/>
+              <w:gridCol w:w="66"/>
+              <w:gridCol w:w="81"/>
+            </w:tblGrid>
+            <w:tr>
+              <w:trPr>
+                <w:tblCellSpacing w:w="15" w:type="dxa"/>
+              </w:trPr>
+              <w:tc>
+                <w:tcPr>
+                  <w:tcW w:w="0" w:type="auto"/>
+                  <w:vAlign w:val="center"/>
+                  <w:hideMark/>
+                </w:tcPr>
+                <w:p>
+                  <w:pPr>
+                    <w:widowControl/>
+                    <w:suppressAutoHyphens/>
+                    <w:autoSpaceDE/>
+                    <w:autoSpaceDN/>
+                    <w:rPr>
+                      <w:lang w:val="en-IN"/>
+                    </w:rPr>
+                  </w:pPr>
+                  <w:r>
+                    <w:rPr>
+                      <w:lang w:val="en-IN"/>
+                    </w:rPr>
+                    <w:t>9. Email Notification Module</w:t>
+                  </w:r>
+                </w:p>
+              </w:tc>
+              <w:tc>
+                <w:tcPr>
+                  <w:tcW w:w="0" w:type="auto"/>
+                  <w:vAlign w:val="center"/>
+                  <w:hideMark/>
+                </w:tcPr>
+                <w:p>
+                  <w:pPr>
+                    <w:widowControl/>
+                    <w:suppressAutoHyphens/>
+                    <w:autoSpaceDE/>
+                    <w:autoSpaceDN/>
+                    <w:rPr>
+                      <w:lang w:val="en-IN"/>
+                    </w:rPr>
+                  </w:pPr>
+                </w:p>
+              </w:tc>
+              <w:tc>
+                <w:tcPr>
+                  <w:tcW w:w="0" w:type="auto"/>
+                  <w:vAlign w:val="center"/>
+                  <w:hideMark/>
+                </w:tcPr>
+                <w:p>
+                  <w:pPr>
+                    <w:widowControl/>
+                    <w:suppressAutoHyphens/>
+                    <w:autoSpaceDE/>
+                    <w:autoSpaceDN/>
+                    <w:rPr>
+                      <w:lang w:val="en-IN"/>
+                    </w:rPr>
+                  </w:pPr>
+                </w:p>
+              </w:tc>
+            </w:tr>
+          </w:tbl>
+          <w:p>
+            <w:pPr>
+              <w:rPr>
+                <w:vanish/>
+                <w:lang w:val="en-IN"/>
+              </w:rPr>
+            </w:pPr>
+          </w:p>
+          <w:tbl>
+            <w:tblPr>
+              <w:tblW w:w="0" w:type="auto"/>
+              <w:tblCellSpacing w:w="15" w:type="dxa"/>
+              <w:tblCellMar>
+                <w:top w:w="15" w:type="dxa"/>
+                <w:left w:w="15" w:type="dxa"/>
+                <w:bottom w:w="15" w:type="dxa"/>
+                <w:right w:w="15" w:type="dxa"/>
+              </w:tblCellMar>
+              <w:tblLook w:val="04A0" w:firstRow="1" w:lastRow="0" w:firstColumn="1" w:lastColumn="0" w:noHBand="0" w:noVBand="1"/>
+            </w:tblPr>
+            <w:tblGrid>
+              <w:gridCol w:w="2294"/>
+              <w:gridCol w:w="66"/>
+              <w:gridCol w:w="81"/>
+            </w:tblGrid>
+            <w:tr>
+              <w:trPr>
+                <w:tblCellSpacing w:w="15" w:type="dxa"/>
+              </w:trPr>
+              <w:tc>
+                <w:tcPr>
+                  <w:tcW w:w="0" w:type="auto"/>
+                  <w:vAlign w:val="center"/>
+                  <w:hideMark/>
+                </w:tcPr>
+                <w:p>
+                  <w:pPr>
+                    <w:widowControl/>
+                    <w:suppressAutoHyphens/>
+                    <w:autoSpaceDE/>
+                    <w:autoSpaceDN/>
+                    <w:rPr>
+                      <w:lang w:val="en-IN"/>
+                    </w:rPr>
+                  </w:pPr>
+                  <w:r>
+                    <w:rPr>
+                      <w:lang w:val="en-IN"/>
+                    </w:rPr>
+                    <w:t>10. FAQ &amp; Help Module</w:t>
+                  </w:r>
+                </w:p>
+              </w:tc>
+              <w:tc>
+                <w:tcPr>
+                  <w:tcW w:w="0" w:type="auto"/>
+                  <w:vAlign w:val="center"/>
+                  <w:hideMark/>
+                </w:tcPr>
+                <w:p>
+                  <w:pPr>
+                    <w:widowControl/>
+                    <w:suppressAutoHyphens/>
+                    <w:autoSpaceDE/>
+                    <w:autoSpaceDN/>
+                    <w:rPr>
+                      <w:lang w:val="en-IN"/>
+                    </w:rPr>
+                  </w:pPr>
+                </w:p>
+              </w:tc>
+              <w:tc>
+                <w:tcPr>
+                  <w:tcW w:w="0" w:type="auto"/>
+                  <w:vAlign w:val="center"/>
+                  <w:hideMark/>
+                </w:tcPr>
+                <w:p>
+                  <w:pPr>
+                    <w:widowControl/>
+                    <w:suppressAutoHyphens/>
+                    <w:autoSpaceDE/>
+                    <w:autoSpaceDN/>
+                    <w:rPr>
+                      <w:lang w:val="en-IN"/>
+                    </w:rPr>
+                  </w:pPr>
+                </w:p>
+              </w:tc>
+            </w:tr>
+          </w:tbl>
+          <w:p>
+            <w:pPr>
+              <w:rPr>
+                <w:vanish/>
+                <w:lang w:val="en-IN"/>
+              </w:rPr>
+            </w:pPr>
+          </w:p>
+          <w:tbl>
+            <w:tblPr>
+              <w:tblW w:w="0" w:type="auto"/>
+              <w:tblCellSpacing w:w="15" w:type="dxa"/>
+              <w:tblCellMar>
+                <w:top w:w="15" w:type="dxa"/>
+                <w:left w:w="15" w:type="dxa"/>
+                <w:bottom w:w="15" w:type="dxa"/>
+                <w:right w:w="15" w:type="dxa"/>
+              </w:tblCellMar>
+              <w:tblLook w:val="04A0" w:firstRow="1" w:lastRow="0" w:firstColumn="1" w:lastColumn="0" w:noHBand="0" w:noVBand="1"/>
+            </w:tblPr>
+            <w:tblGrid>
+              <w:gridCol w:w="2202"/>
+              <w:gridCol w:w="66"/>
+              <w:gridCol w:w="81"/>
+            </w:tblGrid>
+            <w:tr>
+              <w:trPr>
+                <w:tblCellSpacing w:w="15" w:type="dxa"/>
+              </w:trPr>
+              <w:tc>
+                <w:tcPr>
+                  <w:tcW w:w="0" w:type="auto"/>
+                  <w:vAlign w:val="center"/>
+                  <w:hideMark/>
+                </w:tcPr>
+                <w:p>
+                  <w:pPr>
+                    <w:widowControl/>
+                    <w:suppressAutoHyphens/>
+                    <w:autoSpaceDE/>
+                    <w:autoSpaceDN/>
+                    <w:rPr>
+                      <w:lang w:val="en-IN"/>
+                    </w:rPr>
+                  </w:pPr>
+                  <w:r>
+                    <w:rPr>
+                      <w:lang w:val="en-IN"/>
+                    </w:rPr>
+                    <w:t>11. PDF Export Module</w:t>
+                  </w:r>
+                </w:p>
+              </w:tc>
+              <w:tc>
+                <w:tcPr>
+                  <w:tcW w:w="0" w:type="auto"/>
+                  <w:vAlign w:val="center"/>
+                  <w:hideMark/>
+                </w:tcPr>
+                <w:p>
+                  <w:pPr>
+                    <w:widowControl/>
+                    <w:suppressAutoHyphens/>
+                    <w:autoSpaceDE/>
+                    <w:autoSpaceDN/>
+                    <w:rPr>
+                      <w:lang w:val="en-IN"/>
+                    </w:rPr>
+                  </w:pPr>
+                </w:p>
+              </w:tc>
+              <w:tc>
+                <w:tcPr>
+                  <w:tcW w:w="0" w:type="auto"/>
+                  <w:vAlign w:val="center"/>
+                  <w:hideMark/>
+                </w:tcPr>
+                <w:p>
+                  <w:pPr>
+                    <w:widowControl/>
+                    <w:suppressAutoHyphens/>
+                    <w:autoSpaceDE/>
+                    <w:autoSpaceDN/>
+                    <w:rPr>
+                      <w:lang w:val="en-IN"/>
+                    </w:rPr>
+                  </w:pPr>
+                </w:p>
+              </w:tc>
+            </w:tr>
+          </w:tbl>
+          <w:p>
+            <w:pPr>
+              <w:rPr>
+                <w:vanish/>
+                <w:lang w:val="en-IN"/>
+              </w:rPr>
+            </w:pPr>
+          </w:p>
+          <w:tbl>
+            <w:tblPr>
+              <w:tblW w:w="0" w:type="auto"/>
+              <w:tblCellSpacing w:w="15" w:type="dxa"/>
+              <w:tblCellMar>
+                <w:top w:w="15" w:type="dxa"/>
+                <w:left w:w="15" w:type="dxa"/>
+                <w:bottom w:w="15" w:type="dxa"/>
+                <w:right w:w="15" w:type="dxa"/>
+              </w:tblCellMar>
+              <w:tblLook w:val="04A0" w:firstRow="1" w:lastRow="0" w:firstColumn="1" w:lastColumn="0" w:noHBand="0" w:noVBand="1"/>
+            </w:tblPr>
+            <w:tblGrid>
+              <w:gridCol w:w="2446"/>
+              <w:gridCol w:w="81"/>
+            </w:tblGrid>
+            <w:tr>
+              <w:trPr>
+                <w:tblCellSpacing w:w="15" w:type="dxa"/>
+              </w:trPr>
+              <w:tc>
+                <w:tcPr>
+                  <w:tcW w:w="0" w:type="auto"/>
+                  <w:vAlign w:val="center"/>
+                  <w:hideMark/>
+                </w:tcPr>
+                <w:p>
+                  <w:pPr>
+                    <w:widowControl/>
+                    <w:suppressAutoHyphens/>
+                    <w:autoSpaceDE/>
+                    <w:autoSpaceDN/>
+                    <w:rPr>
+                      <w:lang w:val="en-IN"/>
+                    </w:rPr>
+                  </w:pPr>
+                  <w:r>
+                    <w:rPr>
+                      <w:lang w:val="en-IN"/>
+                    </w:rPr>
+                    <w:t>12. Responsive UI Module</w:t>
+                  </w:r>
+                </w:p>
+              </w:tc>
+              <w:tc>
+                <w:tcPr>
+                  <w:tcW w:w="0" w:type="auto"/>
+                  <w:vAlign w:val="center"/>
+                  <w:hideMark/>
+                </w:tcPr>
+                <w:p>
+                  <w:pPr>
+                    <w:widowControl/>
+                    <w:suppressAutoHyphens/>
+                    <w:autoSpaceDE/>
+                    <w:autoSpaceDN/>
+                    <w:rPr>
+                      <w:lang w:val="en-IN"/>
+                    </w:rPr>
+                  </w:pPr>
+                </w:p>
+              </w:tc>
+            </w:tr>
+          </w:tbl>
+          <w:p>
+            <w:pPr>
+              <w:rPr>
+                <w:lang w:val="en-IN"/>
+              </w:rPr>
+            </w:pPr>
+          </w:p>
+        </w:tc>
+        <w:tc>
+          <w:tcPr>
+            <w:tcW w:w="3371" w:type="dxa"/>
             <w:vAlign w:val="center"/>
           </w:tcPr>
           <w:p>
@@ -770,105 +1778,7 @@
         </w:tc>
         <w:tc>
           <w:tcPr>
-            <w:tcW w:w="3127" w:type="dxa"/>
-          </w:tcPr>
-          <w:p>
-            <w:pPr>
-              <w:rPr>
-                <w:b/>
-                <w:bCs/>
-                <w:lang w:val="en-IN"/>
-              </w:rPr>
-            </w:pPr>
-            <w:r>
-              <w:rPr>
-                <w:b/>
-                <w:bCs/>
-                <w:lang w:val="en-IN"/>
-              </w:rPr>
-              <w:t>S. Rishitha Reddy</w:t>
-            </w:r>
-          </w:p>
-        </w:tc>
-      </w:tr>
-      <w:tr>
-        <w:tc>
-          <w:tcPr>
-            <w:tcW w:w="3357" w:type="dxa"/>
-          </w:tcPr>
-          <w:p>
-            <w:pPr>
-              <w:rPr>
-                <w:b/>
-                <w:bCs/>
-                <w:lang w:val="en-IN"/>
-              </w:rPr>
-            </w:pPr>
-          </w:p>
-        </w:tc>
-        <w:tc>
-          <w:tcPr>
-            <w:tcW w:w="3452" w:type="dxa"/>
-            <w:vAlign w:val="center"/>
-          </w:tcPr>
-          <w:p>
-            <w:pPr>
-              <w:rPr>
-                <w:b/>
-                <w:bCs/>
-                <w:lang w:val="en-IN"/>
-              </w:rPr>
-            </w:pPr>
-          </w:p>
-        </w:tc>
-        <w:tc>
-          <w:tcPr>
-            <w:tcW w:w="3127" w:type="dxa"/>
-          </w:tcPr>
-          <w:p>
-            <w:pPr>
-              <w:rPr>
-                <w:b/>
-                <w:bCs/>
-                <w:lang w:val="en-IN"/>
-              </w:rPr>
-            </w:pPr>
-          </w:p>
-        </w:tc>
-      </w:tr>
-      <w:tr>
-        <w:tc>
-          <w:tcPr>
-            <w:tcW w:w="3357" w:type="dxa"/>
-          </w:tcPr>
-          <w:p>
-            <w:pPr>
-              <w:rPr>
-                <w:b/>
-                <w:bCs/>
-                <w:lang w:val="en-IN"/>
-              </w:rPr>
-            </w:pPr>
-          </w:p>
-        </w:tc>
-        <w:tc>
-          <w:tcPr>
-            <w:tcW w:w="3452" w:type="dxa"/>
-            <w:vAlign w:val="center"/>
-          </w:tcPr>
-          <w:p>
-            <w:pPr>
-              <w:rPr>
-                <w:b/>
-                <w:bCs/>
-                <w:lang w:val="en-IN"/>
-              </w:rPr>
-            </w:pPr>
-          </w:p>
-        </w:tc>
-        <w:tc>
-          <w:tcPr>
-            <w:tcW w:w="3127" w:type="dxa"/>
+            <w:tcW w:w="3052" w:type="dxa"/>
           </w:tcPr>
           <w:p>
             <w:pPr>
@@ -944,13 +1854,13 @@
       </w:tr>
       <w:tr>
         <w:trPr>
+          <w:tblHeader/>
           <w:tblCellSpacing w:w="15" w:type="dxa"/>
         </w:trPr>
         <w:tc>
           <w:tcPr>
             <w:tcW w:w="0" w:type="auto"/>
             <w:vAlign w:val="center"/>
-            <w:hideMark/>
           </w:tcPr>
           <w:p>
             <w:pPr>
@@ -961,16 +1871,26 @@
               </w:rPr>
             </w:pPr>
           </w:p>
+          <w:p>
+            <w:pPr>
+              <w:rPr>
+                <w:b/>
+                <w:bCs/>
+                <w:lang w:val="en-IN"/>
+              </w:rPr>
+            </w:pPr>
+          </w:p>
         </w:tc>
         <w:tc>
           <w:tcPr>
             <w:tcW w:w="0" w:type="auto"/>
             <w:vAlign w:val="center"/>
-            <w:hideMark/>
-          </w:tcPr>
-          <w:p>
-            <w:pPr>
-              <w:rPr>
+          </w:tcPr>
+          <w:p>
+            <w:pPr>
+              <w:rPr>
+                <w:b/>
+                <w:bCs/>
                 <w:lang w:val="en-IN"/>
               </w:rPr>
             </w:pPr>
@@ -990,6 +1910,8 @@
           <w:p>
             <w:pPr>
               <w:rPr>
+                <w:b/>
+                <w:bCs/>
                 <w:lang w:val="en-IN"/>
               </w:rPr>
             </w:pPr>
@@ -1043,6 +1965,39 @@
           </w:p>
         </w:tc>
       </w:tr>
+      <w:tr>
+        <w:trPr>
+          <w:tblCellSpacing w:w="15" w:type="dxa"/>
+        </w:trPr>
+        <w:tc>
+          <w:tcPr>
+            <w:tcW w:w="0" w:type="auto"/>
+            <w:vAlign w:val="center"/>
+            <w:hideMark/>
+          </w:tcPr>
+          <w:p>
+            <w:pPr>
+              <w:rPr>
+                <w:lang w:val="en-IN"/>
+              </w:rPr>
+            </w:pPr>
+          </w:p>
+        </w:tc>
+        <w:tc>
+          <w:tcPr>
+            <w:tcW w:w="0" w:type="auto"/>
+            <w:vAlign w:val="center"/>
+            <w:hideMark/>
+          </w:tcPr>
+          <w:p>
+            <w:pPr>
+              <w:rPr>
+                <w:lang w:val="en-IN"/>
+              </w:rPr>
+            </w:pPr>
+          </w:p>
+        </w:tc>
+      </w:tr>
     </w:tbl>
     <w:p>
       <w:pPr>
@@ -1065,7 +2020,6 @@
           <w:bCs/>
           <w:lang w:val="en-IN"/>
         </w:rPr>
-        <w:lastRenderedPageBreak/>
         <w:t>3</w:t>
       </w:r>
       <w:r>
@@ -1102,6 +2056,960 @@
         <w:t xml:space="preserve"> their assigned module.)</w:t>
       </w:r>
     </w:p>
+    <w:tbl>
+      <w:tblPr>
+        <w:tblStyle w:val="GridTable1Light"/>
+        <w:tblW w:w="0" w:type="auto"/>
+        <w:tblLook w:val="04A0" w:firstRow="1" w:lastRow="0" w:firstColumn="1" w:lastColumn="0" w:noHBand="0" w:noVBand="1"/>
+      </w:tblPr>
+      <w:tblGrid>
+        <w:gridCol w:w="846"/>
+        <w:gridCol w:w="3260"/>
+        <w:gridCol w:w="2126"/>
+        <w:gridCol w:w="3478"/>
+      </w:tblGrid>
+      <w:tr>
+        <w:trPr>
+          <w:cnfStyle w:val="100000000000" w:firstRow="1" w:lastRow="0" w:firstColumn="0" w:lastColumn="0" w:oddVBand="0" w:evenVBand="0" w:oddHBand="0" w:evenHBand="0" w:firstRowFirstColumn="0" w:firstRowLastColumn="0" w:lastRowFirstColumn="0" w:lastRowLastColumn="0"/>
+        </w:trPr>
+        <w:tc>
+          <w:tcPr>
+            <w:cnfStyle w:val="001000000000" w:firstRow="0" w:lastRow="0" w:firstColumn="1" w:lastColumn="0" w:oddVBand="0" w:evenVBand="0" w:oddHBand="0" w:evenHBand="0" w:firstRowFirstColumn="0" w:firstRowLastColumn="0" w:lastRowFirstColumn="0" w:lastRowLastColumn="0"/>
+            <w:tcW w:w="846" w:type="dxa"/>
+          </w:tcPr>
+          <w:p>
+            <w:pPr>
+              <w:jc w:val="center"/>
+              <w:rPr>
+                <w:lang w:val="en-IN"/>
+              </w:rPr>
+            </w:pPr>
+            <w:proofErr w:type="spellStart"/>
+            <w:proofErr w:type="gramStart"/>
+            <w:r>
+              <w:rPr>
+                <w:lang w:val="en-IN"/>
+              </w:rPr>
+              <w:t>S.No</w:t>
+            </w:r>
+            <w:proofErr w:type="spellEnd"/>
+            <w:proofErr w:type="gramEnd"/>
+          </w:p>
+        </w:tc>
+        <w:tc>
+          <w:tcPr>
+            <w:tcW w:w="3260" w:type="dxa"/>
+          </w:tcPr>
+          <w:p>
+            <w:pPr>
+              <w:jc w:val="center"/>
+              <w:cnfStyle w:val="100000000000" w:firstRow="1" w:lastRow="0" w:firstColumn="0" w:lastColumn="0" w:oddVBand="0" w:evenVBand="0" w:oddHBand="0" w:evenHBand="0" w:firstRowFirstColumn="0" w:firstRowLastColumn="0" w:lastRowFirstColumn="0" w:lastRowLastColumn="0"/>
+              <w:rPr>
+                <w:lang w:val="en-IN"/>
+              </w:rPr>
+            </w:pPr>
+            <w:r>
+              <w:rPr>
+                <w:lang w:val="en-IN"/>
+              </w:rPr>
+              <w:t xml:space="preserve">Module Name </w:t>
+            </w:r>
+          </w:p>
+        </w:tc>
+        <w:tc>
+          <w:tcPr>
+            <w:tcW w:w="2126" w:type="dxa"/>
+          </w:tcPr>
+          <w:p>
+            <w:pPr>
+              <w:jc w:val="center"/>
+              <w:cnfStyle w:val="100000000000" w:firstRow="1" w:lastRow="0" w:firstColumn="0" w:lastColumn="0" w:oddVBand="0" w:evenVBand="0" w:oddHBand="0" w:evenHBand="0" w:firstRowFirstColumn="0" w:firstRowLastColumn="0" w:lastRowFirstColumn="0" w:lastRowLastColumn="0"/>
+              <w:rPr>
+                <w:lang w:val="en-IN"/>
+              </w:rPr>
+            </w:pPr>
+            <w:r>
+              <w:rPr>
+                <w:lang w:val="en-IN"/>
+              </w:rPr>
+              <w:t>Assigned Roll Number</w:t>
+            </w:r>
+          </w:p>
+        </w:tc>
+        <w:tc>
+          <w:tcPr>
+            <w:tcW w:w="3478" w:type="dxa"/>
+          </w:tcPr>
+          <w:p>
+            <w:pPr>
+              <w:jc w:val="center"/>
+              <w:cnfStyle w:val="100000000000" w:firstRow="1" w:lastRow="0" w:firstColumn="0" w:lastColumn="0" w:oddVBand="0" w:evenVBand="0" w:oddHBand="0" w:evenHBand="0" w:firstRowFirstColumn="0" w:firstRowLastColumn="0" w:lastRowFirstColumn="0" w:lastRowLastColumn="0"/>
+              <w:rPr>
+                <w:lang w:val="en-IN"/>
+              </w:rPr>
+            </w:pPr>
+            <w:r>
+              <w:rPr>
+                <w:lang w:val="en-IN"/>
+              </w:rPr>
+              <w:t xml:space="preserve">Student </w:t>
+            </w:r>
+            <w:r>
+              <w:rPr>
+                <w:lang w:val="en-IN"/>
+              </w:rPr>
+              <w:t>Contribution</w:t>
+            </w:r>
+          </w:p>
+        </w:tc>
+      </w:tr>
+      <w:tr>
+        <w:tc>
+          <w:tcPr>
+            <w:cnfStyle w:val="001000000000" w:firstRow="0" w:lastRow="0" w:firstColumn="1" w:lastColumn="0" w:oddVBand="0" w:evenVBand="0" w:oddHBand="0" w:evenHBand="0" w:firstRowFirstColumn="0" w:firstRowLastColumn="0" w:lastRowFirstColumn="0" w:lastRowLastColumn="0"/>
+            <w:tcW w:w="846" w:type="dxa"/>
+          </w:tcPr>
+          <w:p>
+            <w:pPr>
+              <w:jc w:val="center"/>
+              <w:rPr>
+                <w:lang w:val="en-IN"/>
+              </w:rPr>
+            </w:pPr>
+            <w:r>
+              <w:rPr>
+                <w:lang w:val="en-IN"/>
+              </w:rPr>
+              <w:t>1.</w:t>
+            </w:r>
+          </w:p>
+        </w:tc>
+        <w:tc>
+          <w:tcPr>
+            <w:tcW w:w="3260" w:type="dxa"/>
+          </w:tcPr>
+          <w:p>
+            <w:pPr>
+              <w:cnfStyle w:val="000000000000" w:firstRow="0" w:lastRow="0" w:firstColumn="0" w:lastColumn="0" w:oddVBand="0" w:evenVBand="0" w:oddHBand="0" w:evenHBand="0" w:firstRowFirstColumn="0" w:firstRowLastColumn="0" w:lastRowFirstColumn="0" w:lastRowLastColumn="0"/>
+              <w:rPr>
+                <w:lang w:val="en-IN"/>
+              </w:rPr>
+            </w:pPr>
+            <w:r>
+              <w:t>Claim Form Module</w:t>
+            </w:r>
+          </w:p>
+        </w:tc>
+        <w:tc>
+          <w:tcPr>
+            <w:tcW w:w="2126" w:type="dxa"/>
+          </w:tcPr>
+          <w:p>
+            <w:pPr>
+              <w:jc w:val="center"/>
+              <w:cnfStyle w:val="000000000000" w:firstRow="0" w:lastRow="0" w:firstColumn="0" w:lastColumn="0" w:oddVBand="0" w:evenVBand="0" w:oddHBand="0" w:evenHBand="0" w:firstRowFirstColumn="0" w:firstRowLastColumn="0" w:lastRowFirstColumn="0" w:lastRowLastColumn="0"/>
+              <w:rPr>
+                <w:lang w:val="en-IN"/>
+              </w:rPr>
+            </w:pPr>
+            <w:r>
+              <w:rPr>
+                <w:lang w:val="en-IN"/>
+              </w:rPr>
+              <w:t>2520030175</w:t>
+            </w:r>
+          </w:p>
+        </w:tc>
+        <w:tc>
+          <w:tcPr>
+            <w:tcW w:w="3478" w:type="dxa"/>
+          </w:tcPr>
+          <w:p>
+            <w:pPr>
+              <w:cnfStyle w:val="000000000000" w:firstRow="0" w:lastRow="0" w:firstColumn="0" w:lastColumn="0" w:oddVBand="0" w:evenVBand="0" w:oddHBand="0" w:evenHBand="0" w:firstRowFirstColumn="0" w:firstRowLastColumn="0" w:lastRowFirstColumn="0" w:lastRowLastColumn="0"/>
+              <w:rPr>
+                <w:lang w:val="en-IN"/>
+              </w:rPr>
+            </w:pPr>
+            <w:r>
+              <w:t>Developed forms for passengers to submit compensation claims with flight details.</w:t>
+            </w:r>
+          </w:p>
+        </w:tc>
+      </w:tr>
+      <w:tr>
+        <w:tc>
+          <w:tcPr>
+            <w:cnfStyle w:val="001000000000" w:firstRow="0" w:lastRow="0" w:firstColumn="1" w:lastColumn="0" w:oddVBand="0" w:evenVBand="0" w:oddHBand="0" w:evenHBand="0" w:firstRowFirstColumn="0" w:firstRowLastColumn="0" w:lastRowFirstColumn="0" w:lastRowLastColumn="0"/>
+            <w:tcW w:w="846" w:type="dxa"/>
+          </w:tcPr>
+          <w:p>
+            <w:pPr>
+              <w:jc w:val="center"/>
+              <w:rPr>
+                <w:lang w:val="en-IN"/>
+              </w:rPr>
+            </w:pPr>
+            <w:r>
+              <w:rPr>
+                <w:lang w:val="en-IN"/>
+              </w:rPr>
+              <w:t>2.</w:t>
+            </w:r>
+          </w:p>
+        </w:tc>
+        <w:tc>
+          <w:tcPr>
+            <w:tcW w:w="3260" w:type="dxa"/>
+          </w:tcPr>
+          <w:p>
+            <w:pPr>
+              <w:cnfStyle w:val="000000000000" w:firstRow="0" w:lastRow="0" w:firstColumn="0" w:lastColumn="0" w:oddVBand="0" w:evenVBand="0" w:oddHBand="0" w:evenHBand="0" w:firstRowFirstColumn="0" w:firstRowLastColumn="0" w:lastRowFirstColumn="0" w:lastRowLastColumn="0"/>
+              <w:rPr>
+                <w:lang w:val="en-IN"/>
+              </w:rPr>
+            </w:pPr>
+            <w:r>
+              <w:t>Eligibility Checker Module</w:t>
+            </w:r>
+          </w:p>
+        </w:tc>
+        <w:tc>
+          <w:tcPr>
+            <w:tcW w:w="2126" w:type="dxa"/>
+          </w:tcPr>
+          <w:p>
+            <w:pPr>
+              <w:jc w:val="center"/>
+              <w:cnfStyle w:val="000000000000" w:firstRow="0" w:lastRow="0" w:firstColumn="0" w:lastColumn="0" w:oddVBand="0" w:evenVBand="0" w:oddHBand="0" w:evenHBand="0" w:firstRowFirstColumn="0" w:firstRowLastColumn="0" w:lastRowFirstColumn="0" w:lastRowLastColumn="0"/>
+              <w:rPr>
+                <w:lang w:val="en-IN"/>
+              </w:rPr>
+            </w:pPr>
+            <w:r>
+              <w:rPr>
+                <w:lang w:val="en-IN"/>
+              </w:rPr>
+              <w:t>2520030175</w:t>
+            </w:r>
+          </w:p>
+        </w:tc>
+        <w:tc>
+          <w:tcPr>
+            <w:tcW w:w="3478" w:type="dxa"/>
+          </w:tcPr>
+          <w:p>
+            <w:pPr>
+              <w:cnfStyle w:val="000000000000" w:firstRow="0" w:lastRow="0" w:firstColumn="0" w:lastColumn="0" w:oddVBand="0" w:evenVBand="0" w:oddHBand="0" w:evenHBand="0" w:firstRowFirstColumn="0" w:firstRowLastColumn="0" w:lastRowFirstColumn="0" w:lastRowLastColumn="0"/>
+              <w:rPr>
+                <w:lang w:val="en-IN"/>
+              </w:rPr>
+            </w:pPr>
+            <w:r>
+              <w:t>Implemented logic to verify passenger eligibility for compensation claims.</w:t>
+            </w:r>
+          </w:p>
+        </w:tc>
+      </w:tr>
+      <w:tr>
+        <w:tc>
+          <w:tcPr>
+            <w:cnfStyle w:val="001000000000" w:firstRow="0" w:lastRow="0" w:firstColumn="1" w:lastColumn="0" w:oddVBand="0" w:evenVBand="0" w:oddHBand="0" w:evenHBand="0" w:firstRowFirstColumn="0" w:firstRowLastColumn="0" w:lastRowFirstColumn="0" w:lastRowLastColumn="0"/>
+            <w:tcW w:w="846" w:type="dxa"/>
+          </w:tcPr>
+          <w:p>
+            <w:pPr>
+              <w:jc w:val="center"/>
+              <w:rPr>
+                <w:lang w:val="en-IN"/>
+              </w:rPr>
+            </w:pPr>
+            <w:r>
+              <w:rPr>
+                <w:lang w:val="en-IN"/>
+              </w:rPr>
+              <w:t>3.</w:t>
+            </w:r>
+          </w:p>
+        </w:tc>
+        <w:tc>
+          <w:tcPr>
+            <w:tcW w:w="3260" w:type="dxa"/>
+          </w:tcPr>
+          <w:p>
+            <w:pPr>
+              <w:cnfStyle w:val="000000000000" w:firstRow="0" w:lastRow="0" w:firstColumn="0" w:lastColumn="0" w:oddVBand="0" w:evenVBand="0" w:oddHBand="0" w:evenHBand="0" w:firstRowFirstColumn="0" w:firstRowLastColumn="0" w:lastRowFirstColumn="0" w:lastRowLastColumn="0"/>
+              <w:rPr>
+                <w:lang w:val="en-IN"/>
+              </w:rPr>
+            </w:pPr>
+            <w:r>
+              <w:t>Document Upload Module</w:t>
+            </w:r>
+          </w:p>
+        </w:tc>
+        <w:tc>
+          <w:tcPr>
+            <w:tcW w:w="2126" w:type="dxa"/>
+          </w:tcPr>
+          <w:p>
+            <w:pPr>
+              <w:jc w:val="center"/>
+              <w:cnfStyle w:val="000000000000" w:firstRow="0" w:lastRow="0" w:firstColumn="0" w:lastColumn="0" w:oddVBand="0" w:evenVBand="0" w:oddHBand="0" w:evenHBand="0" w:firstRowFirstColumn="0" w:firstRowLastColumn="0" w:lastRowFirstColumn="0" w:lastRowLastColumn="0"/>
+              <w:rPr>
+                <w:lang w:val="en-IN"/>
+              </w:rPr>
+            </w:pPr>
+            <w:r>
+              <w:rPr>
+                <w:lang w:val="en-IN"/>
+              </w:rPr>
+              <w:t>2520030175</w:t>
+            </w:r>
+          </w:p>
+        </w:tc>
+        <w:tc>
+          <w:tcPr>
+            <w:tcW w:w="3478" w:type="dxa"/>
+          </w:tcPr>
+          <w:p>
+            <w:pPr>
+              <w:cnfStyle w:val="000000000000" w:firstRow="0" w:lastRow="0" w:firstColumn="0" w:lastColumn="0" w:oddVBand="0" w:evenVBand="0" w:oddHBand="0" w:evenHBand="0" w:firstRowFirstColumn="0" w:firstRowLastColumn="0" w:lastRowFirstColumn="0" w:lastRowLastColumn="0"/>
+              <w:rPr>
+                <w:lang w:val="en-IN"/>
+              </w:rPr>
+            </w:pPr>
+            <w:r>
+              <w:t>Developed secure upload functionality for tickets, boarding passes, and ID proofs.</w:t>
+            </w:r>
+          </w:p>
+        </w:tc>
+      </w:tr>
+      <w:tr>
+        <w:tc>
+          <w:tcPr>
+            <w:cnfStyle w:val="001000000000" w:firstRow="0" w:lastRow="0" w:firstColumn="1" w:lastColumn="0" w:oddVBand="0" w:evenVBand="0" w:oddHBand="0" w:evenHBand="0" w:firstRowFirstColumn="0" w:firstRowLastColumn="0" w:lastRowFirstColumn="0" w:lastRowLastColumn="0"/>
+            <w:tcW w:w="846" w:type="dxa"/>
+          </w:tcPr>
+          <w:p>
+            <w:pPr>
+              <w:jc w:val="center"/>
+              <w:rPr>
+                <w:lang w:val="en-IN"/>
+              </w:rPr>
+            </w:pPr>
+            <w:r>
+              <w:rPr>
+                <w:lang w:val="en-IN"/>
+              </w:rPr>
+              <w:t>4.</w:t>
+            </w:r>
+          </w:p>
+        </w:tc>
+        <w:tc>
+          <w:tcPr>
+            <w:tcW w:w="3260" w:type="dxa"/>
+          </w:tcPr>
+          <w:p>
+            <w:pPr>
+              <w:cnfStyle w:val="000000000000" w:firstRow="0" w:lastRow="0" w:firstColumn="0" w:lastColumn="0" w:oddVBand="0" w:evenVBand="0" w:oddHBand="0" w:evenHBand="0" w:firstRowFirstColumn="0" w:firstRowLastColumn="0" w:lastRowFirstColumn="0" w:lastRowLastColumn="0"/>
+              <w:rPr>
+                <w:lang w:val="en-IN"/>
+              </w:rPr>
+            </w:pPr>
+            <w:r>
+              <w:t>User Input Validation Module</w:t>
+            </w:r>
+          </w:p>
+        </w:tc>
+        <w:tc>
+          <w:tcPr>
+            <w:tcW w:w="2126" w:type="dxa"/>
+          </w:tcPr>
+          <w:p>
+            <w:pPr>
+              <w:jc w:val="center"/>
+              <w:cnfStyle w:val="000000000000" w:firstRow="0" w:lastRow="0" w:firstColumn="0" w:lastColumn="0" w:oddVBand="0" w:evenVBand="0" w:oddHBand="0" w:evenHBand="0" w:firstRowFirstColumn="0" w:firstRowLastColumn="0" w:lastRowFirstColumn="0" w:lastRowLastColumn="0"/>
+              <w:rPr>
+                <w:lang w:val="en-IN"/>
+              </w:rPr>
+            </w:pPr>
+            <w:r>
+              <w:rPr>
+                <w:lang w:val="en-IN"/>
+              </w:rPr>
+              <w:t>2520030175</w:t>
+            </w:r>
+          </w:p>
+        </w:tc>
+        <w:tc>
+          <w:tcPr>
+            <w:tcW w:w="3478" w:type="dxa"/>
+          </w:tcPr>
+          <w:p>
+            <w:pPr>
+              <w:cnfStyle w:val="000000000000" w:firstRow="0" w:lastRow="0" w:firstColumn="0" w:lastColumn="0" w:oddVBand="0" w:evenVBand="0" w:oddHBand="0" w:evenHBand="0" w:firstRowFirstColumn="0" w:firstRowLastColumn="0" w:lastRowFirstColumn="0" w:lastRowLastColumn="0"/>
+              <w:rPr>
+                <w:lang w:val="en-IN"/>
+              </w:rPr>
+            </w:pPr>
+            <w:r>
+              <w:t>Implemented form validation and error handling for accurate claim submission.</w:t>
+            </w:r>
+          </w:p>
+        </w:tc>
+      </w:tr>
+      <w:tr>
+        <w:tc>
+          <w:tcPr>
+            <w:cnfStyle w:val="001000000000" w:firstRow="0" w:lastRow="0" w:firstColumn="1" w:lastColumn="0" w:oddVBand="0" w:evenVBand="0" w:oddHBand="0" w:evenHBand="0" w:firstRowFirstColumn="0" w:firstRowLastColumn="0" w:lastRowFirstColumn="0" w:lastRowLastColumn="0"/>
+            <w:tcW w:w="846" w:type="dxa"/>
+          </w:tcPr>
+          <w:p>
+            <w:pPr>
+              <w:jc w:val="center"/>
+              <w:rPr>
+                <w:lang w:val="en-IN"/>
+              </w:rPr>
+            </w:pPr>
+            <w:r>
+              <w:rPr>
+                <w:lang w:val="en-IN"/>
+              </w:rPr>
+              <w:t>5.</w:t>
+            </w:r>
+          </w:p>
+        </w:tc>
+        <w:tc>
+          <w:tcPr>
+            <w:tcW w:w="3260" w:type="dxa"/>
+          </w:tcPr>
+          <w:p>
+            <w:pPr>
+              <w:cnfStyle w:val="000000000000" w:firstRow="0" w:lastRow="0" w:firstColumn="0" w:lastColumn="0" w:oddVBand="0" w:evenVBand="0" w:oddHBand="0" w:evenHBand="0" w:firstRowFirstColumn="0" w:firstRowLastColumn="0" w:lastRowFirstColumn="0" w:lastRowLastColumn="0"/>
+              <w:rPr>
+                <w:lang w:val="en-IN"/>
+              </w:rPr>
+            </w:pPr>
+            <w:r>
+              <w:t>Claim History Module</w:t>
+            </w:r>
+          </w:p>
+        </w:tc>
+        <w:tc>
+          <w:tcPr>
+            <w:tcW w:w="2126" w:type="dxa"/>
+          </w:tcPr>
+          <w:p>
+            <w:pPr>
+              <w:jc w:val="center"/>
+              <w:cnfStyle w:val="000000000000" w:firstRow="0" w:lastRow="0" w:firstColumn="0" w:lastColumn="0" w:oddVBand="0" w:evenVBand="0" w:oddHBand="0" w:evenHBand="0" w:firstRowFirstColumn="0" w:firstRowLastColumn="0" w:lastRowFirstColumn="0" w:lastRowLastColumn="0"/>
+              <w:rPr>
+                <w:lang w:val="en-IN"/>
+              </w:rPr>
+            </w:pPr>
+            <w:r>
+              <w:rPr>
+                <w:lang w:val="en-IN"/>
+              </w:rPr>
+              <w:t>2520030175</w:t>
+            </w:r>
+          </w:p>
+        </w:tc>
+        <w:tc>
+          <w:tcPr>
+            <w:tcW w:w="3478" w:type="dxa"/>
+          </w:tcPr>
+          <w:p>
+            <w:pPr>
+              <w:cnfStyle w:val="000000000000" w:firstRow="0" w:lastRow="0" w:firstColumn="0" w:lastColumn="0" w:oddVBand="0" w:evenVBand="0" w:oddHBand="0" w:evenHBand="0" w:firstRowFirstColumn="0" w:firstRowLastColumn="0" w:lastRowFirstColumn="0" w:lastRowLastColumn="0"/>
+              <w:rPr>
+                <w:lang w:val="en-IN"/>
+              </w:rPr>
+            </w:pPr>
+            <w:r>
+              <w:t>Created functionality to display previously submitted claims and records.</w:t>
+            </w:r>
+          </w:p>
+        </w:tc>
+      </w:tr>
+      <w:tr>
+        <w:tc>
+          <w:tcPr>
+            <w:cnfStyle w:val="001000000000" w:firstRow="0" w:lastRow="0" w:firstColumn="1" w:lastColumn="0" w:oddVBand="0" w:evenVBand="0" w:oddHBand="0" w:evenHBand="0" w:firstRowFirstColumn="0" w:firstRowLastColumn="0" w:lastRowFirstColumn="0" w:lastRowLastColumn="0"/>
+            <w:tcW w:w="846" w:type="dxa"/>
+          </w:tcPr>
+          <w:p>
+            <w:pPr>
+              <w:jc w:val="center"/>
+              <w:rPr>
+                <w:lang w:val="en-IN"/>
+              </w:rPr>
+            </w:pPr>
+            <w:r>
+              <w:rPr>
+                <w:lang w:val="en-IN"/>
+              </w:rPr>
+              <w:t>6.</w:t>
+            </w:r>
+          </w:p>
+        </w:tc>
+        <w:tc>
+          <w:tcPr>
+            <w:tcW w:w="3260" w:type="dxa"/>
+          </w:tcPr>
+          <w:p>
+            <w:pPr>
+              <w:cnfStyle w:val="000000000000" w:firstRow="0" w:lastRow="0" w:firstColumn="0" w:lastColumn="0" w:oddVBand="0" w:evenVBand="0" w:oddHBand="0" w:evenHBand="0" w:firstRowFirstColumn="0" w:firstRowLastColumn="0" w:lastRowFirstColumn="0" w:lastRowLastColumn="0"/>
+            </w:pPr>
+            <w:r>
+              <w:t>Support Chat Module</w:t>
+            </w:r>
+          </w:p>
+        </w:tc>
+        <w:tc>
+          <w:tcPr>
+            <w:tcW w:w="2126" w:type="dxa"/>
+          </w:tcPr>
+          <w:p>
+            <w:pPr>
+              <w:jc w:val="center"/>
+              <w:cnfStyle w:val="000000000000" w:firstRow="0" w:lastRow="0" w:firstColumn="0" w:lastColumn="0" w:oddVBand="0" w:evenVBand="0" w:oddHBand="0" w:evenHBand="0" w:firstRowFirstColumn="0" w:firstRowLastColumn="0" w:lastRowFirstColumn="0" w:lastRowLastColumn="0"/>
+              <w:rPr>
+                <w:lang w:val="en-IN"/>
+              </w:rPr>
+            </w:pPr>
+            <w:r>
+              <w:rPr>
+                <w:lang w:val="en-IN"/>
+              </w:rPr>
+              <w:t>2520030175</w:t>
+            </w:r>
+          </w:p>
+        </w:tc>
+        <w:tc>
+          <w:tcPr>
+            <w:tcW w:w="3478" w:type="dxa"/>
+          </w:tcPr>
+          <w:p>
+            <w:pPr>
+              <w:cnfStyle w:val="000000000000" w:firstRow="0" w:lastRow="0" w:firstColumn="0" w:lastColumn="0" w:oddVBand="0" w:evenVBand="0" w:oddHBand="0" w:evenHBand="0" w:firstRowFirstColumn="0" w:firstRowLastColumn="0" w:lastRowFirstColumn="0" w:lastRowLastColumn="0"/>
+            </w:pPr>
+            <w:r>
+              <w:t>Developed a mock support chat system for passenger assistance.</w:t>
+            </w:r>
+          </w:p>
+        </w:tc>
+      </w:tr>
+      <w:tr>
+        <w:tc>
+          <w:tcPr>
+            <w:cnfStyle w:val="001000000000" w:firstRow="0" w:lastRow="0" w:firstColumn="1" w:lastColumn="0" w:oddVBand="0" w:evenVBand="0" w:oddHBand="0" w:evenHBand="0" w:firstRowFirstColumn="0" w:firstRowLastColumn="0" w:lastRowFirstColumn="0" w:lastRowLastColumn="0"/>
+            <w:tcW w:w="846" w:type="dxa"/>
+          </w:tcPr>
+          <w:p>
+            <w:pPr>
+              <w:jc w:val="center"/>
+              <w:rPr>
+                <w:lang w:val="en-IN"/>
+              </w:rPr>
+            </w:pPr>
+            <w:r>
+              <w:rPr>
+                <w:lang w:val="en-IN"/>
+              </w:rPr>
+              <w:t>7.</w:t>
+            </w:r>
+          </w:p>
+        </w:tc>
+        <w:tc>
+          <w:tcPr>
+            <w:tcW w:w="3260" w:type="dxa"/>
+          </w:tcPr>
+          <w:p>
+            <w:pPr>
+              <w:cnfStyle w:val="000000000000" w:firstRow="0" w:lastRow="0" w:firstColumn="0" w:lastColumn="0" w:oddVBand="0" w:evenVBand="0" w:oddHBand="0" w:evenHBand="0" w:firstRowFirstColumn="0" w:firstRowLastColumn="0" w:lastRowFirstColumn="0" w:lastRowLastColumn="0"/>
+            </w:pPr>
+            <w:r>
+              <w:t>Claim Status Tracking Module</w:t>
+            </w:r>
+          </w:p>
+        </w:tc>
+        <w:tc>
+          <w:tcPr>
+            <w:tcW w:w="2126" w:type="dxa"/>
+          </w:tcPr>
+          <w:p>
+            <w:pPr>
+              <w:jc w:val="center"/>
+              <w:cnfStyle w:val="000000000000" w:firstRow="0" w:lastRow="0" w:firstColumn="0" w:lastColumn="0" w:oddVBand="0" w:evenVBand="0" w:oddHBand="0" w:evenHBand="0" w:firstRowFirstColumn="0" w:firstRowLastColumn="0" w:lastRowFirstColumn="0" w:lastRowLastColumn="0"/>
+              <w:rPr>
+                <w:lang w:val="en-IN"/>
+              </w:rPr>
+            </w:pPr>
+            <w:r>
+              <w:rPr>
+                <w:lang w:val="en-IN"/>
+              </w:rPr>
+              <w:t>2520090039</w:t>
+            </w:r>
+          </w:p>
+        </w:tc>
+        <w:tc>
+          <w:tcPr>
+            <w:tcW w:w="3478" w:type="dxa"/>
+          </w:tcPr>
+          <w:p>
+            <w:pPr>
+              <w:cnfStyle w:val="000000000000" w:firstRow="0" w:lastRow="0" w:firstColumn="0" w:lastColumn="0" w:oddVBand="0" w:evenVBand="0" w:oddHBand="0" w:evenHBand="0" w:firstRowFirstColumn="0" w:firstRowLastColumn="0" w:lastRowFirstColumn="0" w:lastRowLastColumn="0"/>
+            </w:pPr>
+            <w:r>
+              <w:t>Developed real-time tracking system for submitted compensation claims.</w:t>
+            </w:r>
+          </w:p>
+        </w:tc>
+      </w:tr>
+      <w:tr>
+        <w:tc>
+          <w:tcPr>
+            <w:cnfStyle w:val="001000000000" w:firstRow="0" w:lastRow="0" w:firstColumn="1" w:lastColumn="0" w:oddVBand="0" w:evenVBand="0" w:oddHBand="0" w:evenHBand="0" w:firstRowFirstColumn="0" w:firstRowLastColumn="0" w:lastRowFirstColumn="0" w:lastRowLastColumn="0"/>
+            <w:tcW w:w="846" w:type="dxa"/>
+          </w:tcPr>
+          <w:p>
+            <w:pPr>
+              <w:jc w:val="center"/>
+              <w:rPr>
+                <w:lang w:val="en-IN"/>
+              </w:rPr>
+            </w:pPr>
+            <w:r>
+              <w:rPr>
+                <w:lang w:val="en-IN"/>
+              </w:rPr>
+              <w:t>8.</w:t>
+            </w:r>
+          </w:p>
+        </w:tc>
+        <w:tc>
+          <w:tcPr>
+            <w:tcW w:w="3260" w:type="dxa"/>
+          </w:tcPr>
+          <w:p>
+            <w:pPr>
+              <w:cnfStyle w:val="000000000000" w:firstRow="0" w:lastRow="0" w:firstColumn="0" w:lastColumn="0" w:oddVBand="0" w:evenVBand="0" w:oddHBand="0" w:evenHBand="0" w:firstRowFirstColumn="0" w:firstRowLastColumn="0" w:lastRowFirstColumn="0" w:lastRowLastColumn="0"/>
+            </w:pPr>
+            <w:r>
+              <w:t>Admin Review Module</w:t>
+            </w:r>
+          </w:p>
+        </w:tc>
+        <w:tc>
+          <w:tcPr>
+            <w:tcW w:w="2126" w:type="dxa"/>
+          </w:tcPr>
+          <w:p>
+            <w:pPr>
+              <w:jc w:val="center"/>
+              <w:cnfStyle w:val="000000000000" w:firstRow="0" w:lastRow="0" w:firstColumn="0" w:lastColumn="0" w:oddVBand="0" w:evenVBand="0" w:oddHBand="0" w:evenHBand="0" w:firstRowFirstColumn="0" w:firstRowLastColumn="0" w:lastRowFirstColumn="0" w:lastRowLastColumn="0"/>
+              <w:rPr>
+                <w:lang w:val="en-IN"/>
+              </w:rPr>
+            </w:pPr>
+            <w:r>
+              <w:rPr>
+                <w:lang w:val="en-IN"/>
+              </w:rPr>
+              <w:t>2520090039</w:t>
+            </w:r>
+          </w:p>
+        </w:tc>
+        <w:tc>
+          <w:tcPr>
+            <w:tcW w:w="3478" w:type="dxa"/>
+          </w:tcPr>
+          <w:p>
+            <w:pPr>
+              <w:cnfStyle w:val="000000000000" w:firstRow="0" w:lastRow="0" w:firstColumn="0" w:lastColumn="0" w:oddVBand="0" w:evenVBand="0" w:oddHBand="0" w:evenHBand="0" w:firstRowFirstColumn="0" w:firstRowLastColumn="0" w:lastRowFirstColumn="0" w:lastRowLastColumn="0"/>
+            </w:pPr>
+            <w:r>
+              <w:t>Implemented admin dashboard for reviewing, approving, or rejecting claims.</w:t>
+            </w:r>
+          </w:p>
+        </w:tc>
+      </w:tr>
+      <w:tr>
+        <w:tc>
+          <w:tcPr>
+            <w:cnfStyle w:val="001000000000" w:firstRow="0" w:lastRow="0" w:firstColumn="1" w:lastColumn="0" w:oddVBand="0" w:evenVBand="0" w:oddHBand="0" w:evenHBand="0" w:firstRowFirstColumn="0" w:firstRowLastColumn="0" w:lastRowFirstColumn="0" w:lastRowLastColumn="0"/>
+            <w:tcW w:w="846" w:type="dxa"/>
+          </w:tcPr>
+          <w:p>
+            <w:pPr>
+              <w:jc w:val="center"/>
+              <w:rPr>
+                <w:lang w:val="en-IN"/>
+              </w:rPr>
+            </w:pPr>
+            <w:r>
+              <w:rPr>
+                <w:lang w:val="en-IN"/>
+              </w:rPr>
+              <w:t>9.</w:t>
+            </w:r>
+          </w:p>
+        </w:tc>
+        <w:tc>
+          <w:tcPr>
+            <w:tcW w:w="3260" w:type="dxa"/>
+          </w:tcPr>
+          <w:p>
+            <w:pPr>
+              <w:cnfStyle w:val="000000000000" w:firstRow="0" w:lastRow="0" w:firstColumn="0" w:lastColumn="0" w:oddVBand="0" w:evenVBand="0" w:oddHBand="0" w:evenHBand="0" w:firstRowFirstColumn="0" w:firstRowLastColumn="0" w:lastRowFirstColumn="0" w:lastRowLastColumn="0"/>
+            </w:pPr>
+            <w:r>
+              <w:t>Email Notification Module</w:t>
+            </w:r>
+          </w:p>
+        </w:tc>
+        <w:tc>
+          <w:tcPr>
+            <w:tcW w:w="2126" w:type="dxa"/>
+          </w:tcPr>
+          <w:p>
+            <w:pPr>
+              <w:jc w:val="center"/>
+              <w:cnfStyle w:val="000000000000" w:firstRow="0" w:lastRow="0" w:firstColumn="0" w:lastColumn="0" w:oddVBand="0" w:evenVBand="0" w:oddHBand="0" w:evenHBand="0" w:firstRowFirstColumn="0" w:firstRowLastColumn="0" w:lastRowFirstColumn="0" w:lastRowLastColumn="0"/>
+              <w:rPr>
+                <w:lang w:val="en-IN"/>
+              </w:rPr>
+            </w:pPr>
+            <w:r>
+              <w:rPr>
+                <w:lang w:val="en-IN"/>
+              </w:rPr>
+              <w:t>2520090039</w:t>
+            </w:r>
+          </w:p>
+        </w:tc>
+        <w:tc>
+          <w:tcPr>
+            <w:tcW w:w="3478" w:type="dxa"/>
+          </w:tcPr>
+          <w:p>
+            <w:pPr>
+              <w:cnfStyle w:val="000000000000" w:firstRow="0" w:lastRow="0" w:firstColumn="0" w:lastColumn="0" w:oddVBand="0" w:evenVBand="0" w:oddHBand="0" w:evenHBand="0" w:firstRowFirstColumn="0" w:firstRowLastColumn="0" w:lastRowFirstColumn="0" w:lastRowLastColumn="0"/>
+            </w:pPr>
+            <w:r>
+              <w:t>Developed automated email notifications for claim updates and communication.</w:t>
+            </w:r>
+          </w:p>
+        </w:tc>
+      </w:tr>
+      <w:tr>
+        <w:tc>
+          <w:tcPr>
+            <w:cnfStyle w:val="001000000000" w:firstRow="0" w:lastRow="0" w:firstColumn="1" w:lastColumn="0" w:oddVBand="0" w:evenVBand="0" w:oddHBand="0" w:evenHBand="0" w:firstRowFirstColumn="0" w:firstRowLastColumn="0" w:lastRowFirstColumn="0" w:lastRowLastColumn="0"/>
+            <w:tcW w:w="846" w:type="dxa"/>
+          </w:tcPr>
+          <w:p>
+            <w:pPr>
+              <w:jc w:val="center"/>
+              <w:rPr>
+                <w:lang w:val="en-IN"/>
+              </w:rPr>
+            </w:pPr>
+            <w:r>
+              <w:rPr>
+                <w:lang w:val="en-IN"/>
+              </w:rPr>
+              <w:t>10.</w:t>
+            </w:r>
+          </w:p>
+        </w:tc>
+        <w:tc>
+          <w:tcPr>
+            <w:tcW w:w="3260" w:type="dxa"/>
+          </w:tcPr>
+          <w:p>
+            <w:pPr>
+              <w:cnfStyle w:val="000000000000" w:firstRow="0" w:lastRow="0" w:firstColumn="0" w:lastColumn="0" w:oddVBand="0" w:evenVBand="0" w:oddHBand="0" w:evenHBand="0" w:firstRowFirstColumn="0" w:firstRowLastColumn="0" w:lastRowFirstColumn="0" w:lastRowLastColumn="0"/>
+            </w:pPr>
+            <w:r>
+              <w:t>FAQ &amp; Help Module</w:t>
+            </w:r>
+          </w:p>
+        </w:tc>
+        <w:tc>
+          <w:tcPr>
+            <w:tcW w:w="2126" w:type="dxa"/>
+          </w:tcPr>
+          <w:p>
+            <w:pPr>
+              <w:jc w:val="center"/>
+              <w:cnfStyle w:val="000000000000" w:firstRow="0" w:lastRow="0" w:firstColumn="0" w:lastColumn="0" w:oddVBand="0" w:evenVBand="0" w:oddHBand="0" w:evenHBand="0" w:firstRowFirstColumn="0" w:firstRowLastColumn="0" w:lastRowFirstColumn="0" w:lastRowLastColumn="0"/>
+              <w:rPr>
+                <w:lang w:val="en-IN"/>
+              </w:rPr>
+            </w:pPr>
+            <w:r>
+              <w:rPr>
+                <w:lang w:val="en-IN"/>
+              </w:rPr>
+              <w:t>2520090039</w:t>
+            </w:r>
+          </w:p>
+        </w:tc>
+        <w:tc>
+          <w:tcPr>
+            <w:tcW w:w="3478" w:type="dxa"/>
+          </w:tcPr>
+          <w:p>
+            <w:pPr>
+              <w:cnfStyle w:val="000000000000" w:firstRow="0" w:lastRow="0" w:firstColumn="0" w:lastColumn="0" w:oddVBand="0" w:evenVBand="0" w:oddHBand="0" w:evenHBand="0" w:firstRowFirstColumn="0" w:firstRowLastColumn="0" w:lastRowFirstColumn="0" w:lastRowLastColumn="0"/>
+            </w:pPr>
+            <w:r>
+              <w:t>Created FAQ section and user guidance pages for claim procedures.</w:t>
+            </w:r>
+          </w:p>
+        </w:tc>
+      </w:tr>
+      <w:tr>
+        <w:tc>
+          <w:tcPr>
+            <w:cnfStyle w:val="001000000000" w:firstRow="0" w:lastRow="0" w:firstColumn="1" w:lastColumn="0" w:oddVBand="0" w:evenVBand="0" w:oddHBand="0" w:evenHBand="0" w:firstRowFirstColumn="0" w:firstRowLastColumn="0" w:lastRowFirstColumn="0" w:lastRowLastColumn="0"/>
+            <w:tcW w:w="846" w:type="dxa"/>
+          </w:tcPr>
+          <w:p>
+            <w:pPr>
+              <w:jc w:val="center"/>
+              <w:rPr>
+                <w:lang w:val="en-IN"/>
+              </w:rPr>
+            </w:pPr>
+            <w:r>
+              <w:rPr>
+                <w:lang w:val="en-IN"/>
+              </w:rPr>
+              <w:t>11.</w:t>
+            </w:r>
+          </w:p>
+        </w:tc>
+        <w:tc>
+          <w:tcPr>
+            <w:tcW w:w="3260" w:type="dxa"/>
+          </w:tcPr>
+          <w:p>
+            <w:pPr>
+              <w:cnfStyle w:val="000000000000" w:firstRow="0" w:lastRow="0" w:firstColumn="0" w:lastColumn="0" w:oddVBand="0" w:evenVBand="0" w:oddHBand="0" w:evenHBand="0" w:firstRowFirstColumn="0" w:firstRowLastColumn="0" w:lastRowFirstColumn="0" w:lastRowLastColumn="0"/>
+            </w:pPr>
+            <w:r>
+              <w:t>PDF Export Module</w:t>
+            </w:r>
+          </w:p>
+        </w:tc>
+        <w:tc>
+          <w:tcPr>
+            <w:tcW w:w="2126" w:type="dxa"/>
+          </w:tcPr>
+          <w:p>
+            <w:pPr>
+              <w:jc w:val="center"/>
+              <w:cnfStyle w:val="000000000000" w:firstRow="0" w:lastRow="0" w:firstColumn="0" w:lastColumn="0" w:oddVBand="0" w:evenVBand="0" w:oddHBand="0" w:evenHBand="0" w:firstRowFirstColumn="0" w:firstRowLastColumn="0" w:lastRowFirstColumn="0" w:lastRowLastColumn="0"/>
+              <w:rPr>
+                <w:lang w:val="en-IN"/>
+              </w:rPr>
+            </w:pPr>
+            <w:r>
+              <w:rPr>
+                <w:lang w:val="en-IN"/>
+              </w:rPr>
+              <w:t>2520090039</w:t>
+            </w:r>
+          </w:p>
+        </w:tc>
+        <w:tc>
+          <w:tcPr>
+            <w:tcW w:w="3478" w:type="dxa"/>
+          </w:tcPr>
+          <w:p>
+            <w:pPr>
+              <w:cnfStyle w:val="000000000000" w:firstRow="0" w:lastRow="0" w:firstColumn="0" w:lastColumn="0" w:oddVBand="0" w:evenVBand="0" w:oddHBand="0" w:evenHBand="0" w:firstRowFirstColumn="0" w:firstRowLastColumn="0" w:lastRowFirstColumn="0" w:lastRowLastColumn="0"/>
+            </w:pPr>
+            <w:r>
+              <w:t>Implemented PDF generation for claim reports and user records.</w:t>
+            </w:r>
+          </w:p>
+        </w:tc>
+      </w:tr>
+      <w:tr>
+        <w:tc>
+          <w:tcPr>
+            <w:cnfStyle w:val="001000000000" w:firstRow="0" w:lastRow="0" w:firstColumn="1" w:lastColumn="0" w:oddVBand="0" w:evenVBand="0" w:oddHBand="0" w:evenHBand="0" w:firstRowFirstColumn="0" w:firstRowLastColumn="0" w:lastRowFirstColumn="0" w:lastRowLastColumn="0"/>
+            <w:tcW w:w="846" w:type="dxa"/>
+          </w:tcPr>
+          <w:p>
+            <w:pPr>
+              <w:jc w:val="center"/>
+              <w:rPr>
+                <w:lang w:val="en-IN"/>
+              </w:rPr>
+            </w:pPr>
+            <w:r>
+              <w:rPr>
+                <w:lang w:val="en-IN"/>
+              </w:rPr>
+              <w:t>12.</w:t>
+            </w:r>
+          </w:p>
+        </w:tc>
+        <w:tc>
+          <w:tcPr>
+            <w:tcW w:w="3260" w:type="dxa"/>
+          </w:tcPr>
+          <w:p>
+            <w:pPr>
+              <w:cnfStyle w:val="000000000000" w:firstRow="0" w:lastRow="0" w:firstColumn="0" w:lastColumn="0" w:oddVBand="0" w:evenVBand="0" w:oddHBand="0" w:evenHBand="0" w:firstRowFirstColumn="0" w:firstRowLastColumn="0" w:lastRowFirstColumn="0" w:lastRowLastColumn="0"/>
+            </w:pPr>
+            <w:r>
+              <w:t>Responsive UI Module</w:t>
+            </w:r>
+          </w:p>
+        </w:tc>
+        <w:tc>
+          <w:tcPr>
+            <w:tcW w:w="2126" w:type="dxa"/>
+          </w:tcPr>
+          <w:p>
+            <w:pPr>
+              <w:jc w:val="center"/>
+              <w:cnfStyle w:val="000000000000" w:firstRow="0" w:lastRow="0" w:firstColumn="0" w:lastColumn="0" w:oddVBand="0" w:evenVBand="0" w:oddHBand="0" w:evenHBand="0" w:firstRowFirstColumn="0" w:firstRowLastColumn="0" w:lastRowFirstColumn="0" w:lastRowLastColumn="0"/>
+              <w:rPr>
+                <w:lang w:val="en-IN"/>
+              </w:rPr>
+            </w:pPr>
+            <w:r>
+              <w:rPr>
+                <w:lang w:val="en-IN"/>
+              </w:rPr>
+              <w:t>2520090039</w:t>
+            </w:r>
+          </w:p>
+        </w:tc>
+        <w:tc>
+          <w:tcPr>
+            <w:tcW w:w="3478" w:type="dxa"/>
+          </w:tcPr>
+          <w:p>
+            <w:pPr>
+              <w:cnfStyle w:val="000000000000" w:firstRow="0" w:lastRow="0" w:firstColumn="0" w:lastColumn="0" w:oddVBand="0" w:evenVBand="0" w:oddHBand="0" w:evenHBand="0" w:firstRowFirstColumn="0" w:firstRowLastColumn="0" w:lastRowFirstColumn="0" w:lastRowLastColumn="0"/>
+            </w:pPr>
+            <w:r>
+              <w:t>Designed responsive frontend pages using Bootstrap/Tailwind CSS.</w:t>
+            </w:r>
+          </w:p>
+        </w:tc>
+      </w:tr>
+    </w:tbl>
     <w:p>
       <w:pPr>
         <w:rPr>
@@ -1122,42 +3030,6 @@
           <w:lang w:val="en-IN"/>
         </w:rPr>
       </w:pPr>
-      <w:r>
-        <w:rPr>
-          <w:lang w:val="en-IN"/>
-        </w:rPr>
-        <w:t xml:space="preserve">  </w:t>
-      </w:r>
-      <w:r>
-        <w:rPr>
-          <w:b/>
-          <w:bCs/>
-          <w:lang w:val="en-IN"/>
-        </w:rPr>
-        <w:t>25200</w:t>
-      </w:r>
-      <w:r>
-        <w:rPr>
-          <w:b/>
-          <w:bCs/>
-          <w:lang w:val="en-IN"/>
-        </w:rPr>
-        <w:t>30175</w:t>
-      </w:r>
-      <w:r>
-        <w:rPr>
-          <w:b/>
-          <w:bCs/>
-          <w:lang w:val="en-IN"/>
-        </w:rPr>
-        <w:t>:</w:t>
-      </w:r>
-      <w:r>
-        <w:rPr>
-          <w:lang w:val="en-IN"/>
-        </w:rPr>
-        <w:t xml:space="preserve"> Responsible for developing the claim form, eligibility checker, and document upload module where users can enter flight details, check compensation eligibility, and upload required documents like tickets and boarding passes. </w:t>
-      </w:r>
     </w:p>
     <w:p>
       <w:pPr>
@@ -1165,34 +3037,20 @@
           <w:lang w:val="en-IN"/>
         </w:rPr>
       </w:pPr>
-      <w:r>
-        <w:rPr>
-          <w:lang w:val="en-IN"/>
-        </w:rPr>
-        <w:t xml:space="preserve">  </w:t>
-      </w:r>
-      <w:r>
-        <w:rPr>
-          <w:b/>
-          <w:bCs/>
-          <w:lang w:val="en-IN"/>
-        </w:rPr>
-        <w:t>2520090039</w:t>
-      </w:r>
-      <w:r>
-        <w:rPr>
-          <w:b/>
-          <w:bCs/>
-          <w:lang w:val="en-IN"/>
-        </w:rPr>
-        <w:t>:</w:t>
-      </w:r>
-      <w:r>
-        <w:rPr>
-          <w:lang w:val="en-IN"/>
-        </w:rPr>
-        <w:t xml:space="preserve"> Responsible for developing claim status tracking, admin review, email notifications, FAQ section, support chat, and PDF export module to manage claim progress, user communication, and report generation.</w:t>
-      </w:r>
+    </w:p>
+    <w:p>
+      <w:pPr>
+        <w:rPr>
+          <w:lang w:val="en-IN"/>
+        </w:rPr>
+      </w:pPr>
+    </w:p>
+    <w:p>
+      <w:pPr>
+        <w:rPr>
+          <w:lang w:val="en-IN"/>
+        </w:rPr>
+      </w:pPr>
     </w:p>
     <w:p>
       <w:pPr>
@@ -1267,47 +3125,636 @@
         </w:rPr>
       </w:pPr>
     </w:p>
-    <w:p>
-      <w:pPr>
-        <w:rPr>
-          <w:lang w:val="en-IN"/>
-        </w:rPr>
-      </w:pPr>
-      <w:r>
-        <w:rPr>
-          <w:lang w:val="en-IN"/>
-        </w:rPr>
-        <w:t xml:space="preserve">HTML5, CSS3, JavaScript (ES6+), React.js, Node.js, Express.js, REST APIs, Axios, React Router, Context API, </w:t>
-      </w:r>
-      <w:proofErr w:type="spellStart"/>
-      <w:r>
-        <w:rPr>
-          <w:lang w:val="en-IN"/>
-        </w:rPr>
-        <w:t>LocalStorage</w:t>
-      </w:r>
-      <w:proofErr w:type="spellEnd"/>
-      <w:r>
-        <w:rPr>
-          <w:lang w:val="en-IN"/>
-        </w:rPr>
-        <w:t xml:space="preserve">, MySQL, Bootstrap / Tailwind CSS, Postman, </w:t>
-      </w:r>
-      <w:proofErr w:type="spellStart"/>
-      <w:r>
-        <w:rPr>
-          <w:lang w:val="en-IN"/>
-        </w:rPr>
-        <w:t>npm</w:t>
-      </w:r>
-      <w:proofErr w:type="spellEnd"/>
-      <w:r>
-        <w:rPr>
-          <w:lang w:val="en-IN"/>
-        </w:rPr>
-        <w:t>, VS Code</w:t>
-      </w:r>
-    </w:p>
+    <w:tbl>
+      <w:tblPr>
+        <w:tblStyle w:val="GridTable1Light"/>
+        <w:tblW w:w="0" w:type="auto"/>
+        <w:tblLook w:val="04A0" w:firstRow="1" w:lastRow="0" w:firstColumn="1" w:lastColumn="0" w:noHBand="0" w:noVBand="1"/>
+      </w:tblPr>
+      <w:tblGrid>
+        <w:gridCol w:w="3539"/>
+        <w:gridCol w:w="6171"/>
+      </w:tblGrid>
+      <w:tr>
+        <w:trPr>
+          <w:cnfStyle w:val="100000000000" w:firstRow="1" w:lastRow="0" w:firstColumn="0" w:lastColumn="0" w:oddVBand="0" w:evenVBand="0" w:oddHBand="0" w:evenHBand="0" w:firstRowFirstColumn="0" w:firstRowLastColumn="0" w:lastRowFirstColumn="0" w:lastRowLastColumn="0"/>
+        </w:trPr>
+        <w:tc>
+          <w:tcPr>
+            <w:cnfStyle w:val="001000000000" w:firstRow="0" w:lastRow="0" w:firstColumn="1" w:lastColumn="0" w:oddVBand="0" w:evenVBand="0" w:oddHBand="0" w:evenHBand="0" w:firstRowFirstColumn="0" w:firstRowLastColumn="0" w:lastRowFirstColumn="0" w:lastRowLastColumn="0"/>
+            <w:tcW w:w="3539" w:type="dxa"/>
+          </w:tcPr>
+          <w:p>
+            <w:pPr>
+              <w:jc w:val="center"/>
+              <w:rPr>
+                <w:lang w:val="en-IN"/>
+              </w:rPr>
+            </w:pPr>
+            <w:r>
+              <w:rPr>
+                <w:lang w:val="en-IN"/>
+              </w:rPr>
+              <w:t>Category</w:t>
+            </w:r>
+          </w:p>
+        </w:tc>
+        <w:tc>
+          <w:tcPr>
+            <w:tcW w:w="6171" w:type="dxa"/>
+          </w:tcPr>
+          <w:p>
+            <w:pPr>
+              <w:jc w:val="center"/>
+              <w:cnfStyle w:val="100000000000" w:firstRow="1" w:lastRow="0" w:firstColumn="0" w:lastColumn="0" w:oddVBand="0" w:evenVBand="0" w:oddHBand="0" w:evenHBand="0" w:firstRowFirstColumn="0" w:firstRowLastColumn="0" w:lastRowFirstColumn="0" w:lastRowLastColumn="0"/>
+              <w:rPr>
+                <w:lang w:val="en-IN"/>
+              </w:rPr>
+            </w:pPr>
+            <w:r>
+              <w:rPr>
+                <w:lang w:val="en-IN"/>
+              </w:rPr>
+              <w:t>Frameworks/Platforms/Tools</w:t>
+            </w:r>
+          </w:p>
+        </w:tc>
+      </w:tr>
+      <w:tr>
+        <w:tc>
+          <w:tcPr>
+            <w:cnfStyle w:val="001000000000" w:firstRow="0" w:lastRow="0" w:firstColumn="1" w:lastColumn="0" w:oddVBand="0" w:evenVBand="0" w:oddHBand="0" w:evenHBand="0" w:firstRowFirstColumn="0" w:firstRowLastColumn="0" w:lastRowFirstColumn="0" w:lastRowLastColumn="0"/>
+            <w:tcW w:w="3539" w:type="dxa"/>
+          </w:tcPr>
+          <w:p>
+            <w:pPr>
+              <w:rPr>
+                <w:b w:val="0"/>
+                <w:bCs w:val="0"/>
+                <w:lang w:val="en-IN"/>
+              </w:rPr>
+            </w:pPr>
+            <w:r>
+              <w:rPr>
+                <w:b w:val="0"/>
+                <w:bCs w:val="0"/>
+              </w:rPr>
+              <w:t>Frontend Development</w:t>
+            </w:r>
+          </w:p>
+        </w:tc>
+        <w:tc>
+          <w:tcPr>
+            <w:tcW w:w="6171" w:type="dxa"/>
+          </w:tcPr>
+          <w:p>
+            <w:pPr>
+              <w:cnfStyle w:val="000000000000" w:firstRow="0" w:lastRow="0" w:firstColumn="0" w:lastColumn="0" w:oddVBand="0" w:evenVBand="0" w:oddHBand="0" w:evenHBand="0" w:firstRowFirstColumn="0" w:firstRowLastColumn="0" w:lastRowFirstColumn="0" w:lastRowLastColumn="0"/>
+              <w:rPr>
+                <w:lang w:val="en-IN"/>
+              </w:rPr>
+            </w:pPr>
+            <w:r>
+              <w:t>HTML5, CSS3, JavaScript (ES6+), React.js</w:t>
+            </w:r>
+          </w:p>
+        </w:tc>
+      </w:tr>
+      <w:tr>
+        <w:tc>
+          <w:tcPr>
+            <w:cnfStyle w:val="001000000000" w:firstRow="0" w:lastRow="0" w:firstColumn="1" w:lastColumn="0" w:oddVBand="0" w:evenVBand="0" w:oddHBand="0" w:evenHBand="0" w:firstRowFirstColumn="0" w:firstRowLastColumn="0" w:lastRowFirstColumn="0" w:lastRowLastColumn="0"/>
+            <w:tcW w:w="3539" w:type="dxa"/>
+          </w:tcPr>
+          <w:p>
+            <w:pPr>
+              <w:rPr>
+                <w:b w:val="0"/>
+                <w:bCs w:val="0"/>
+                <w:lang w:val="en-IN"/>
+              </w:rPr>
+            </w:pPr>
+            <w:r>
+              <w:rPr>
+                <w:b w:val="0"/>
+                <w:bCs w:val="0"/>
+              </w:rPr>
+              <w:t>UI/UX Design</w:t>
+            </w:r>
+          </w:p>
+        </w:tc>
+        <w:tc>
+          <w:tcPr>
+            <w:tcW w:w="6171" w:type="dxa"/>
+          </w:tcPr>
+          <w:p>
+            <w:pPr>
+              <w:cnfStyle w:val="000000000000" w:firstRow="0" w:lastRow="0" w:firstColumn="0" w:lastColumn="0" w:oddVBand="0" w:evenVBand="0" w:oddHBand="0" w:evenHBand="0" w:firstRowFirstColumn="0" w:firstRowLastColumn="0" w:lastRowFirstColumn="0" w:lastRowLastColumn="0"/>
+              <w:rPr>
+                <w:lang w:val="en-IN"/>
+              </w:rPr>
+            </w:pPr>
+            <w:r>
+              <w:t>Bootstrap, Tailwind CSS</w:t>
+            </w:r>
+          </w:p>
+        </w:tc>
+      </w:tr>
+      <w:tr>
+        <w:tc>
+          <w:tcPr>
+            <w:cnfStyle w:val="001000000000" w:firstRow="0" w:lastRow="0" w:firstColumn="1" w:lastColumn="0" w:oddVBand="0" w:evenVBand="0" w:oddHBand="0" w:evenHBand="0" w:firstRowFirstColumn="0" w:firstRowLastColumn="0" w:lastRowFirstColumn="0" w:lastRowLastColumn="0"/>
+            <w:tcW w:w="3539" w:type="dxa"/>
+          </w:tcPr>
+          <w:p>
+            <w:pPr>
+              <w:rPr>
+                <w:b w:val="0"/>
+                <w:bCs w:val="0"/>
+                <w:lang w:val="en-IN"/>
+              </w:rPr>
+            </w:pPr>
+            <w:r>
+              <w:rPr>
+                <w:b w:val="0"/>
+                <w:bCs w:val="0"/>
+              </w:rPr>
+              <w:t>Backend Development</w:t>
+            </w:r>
+          </w:p>
+        </w:tc>
+        <w:tc>
+          <w:tcPr>
+            <w:tcW w:w="6171" w:type="dxa"/>
+          </w:tcPr>
+          <w:p>
+            <w:pPr>
+              <w:cnfStyle w:val="000000000000" w:firstRow="0" w:lastRow="0" w:firstColumn="0" w:lastColumn="0" w:oddVBand="0" w:evenVBand="0" w:oddHBand="0" w:evenHBand="0" w:firstRowFirstColumn="0" w:firstRowLastColumn="0" w:lastRowFirstColumn="0" w:lastRowLastColumn="0"/>
+              <w:rPr>
+                <w:lang w:val="en-IN"/>
+              </w:rPr>
+            </w:pPr>
+            <w:r>
+              <w:t>Node.js, Express.js</w:t>
+            </w:r>
+          </w:p>
+        </w:tc>
+      </w:tr>
+      <w:tr>
+        <w:tc>
+          <w:tcPr>
+            <w:cnfStyle w:val="001000000000" w:firstRow="0" w:lastRow="0" w:firstColumn="1" w:lastColumn="0" w:oddVBand="0" w:evenVBand="0" w:oddHBand="0" w:evenHBand="0" w:firstRowFirstColumn="0" w:firstRowLastColumn="0" w:lastRowFirstColumn="0" w:lastRowLastColumn="0"/>
+            <w:tcW w:w="3539" w:type="dxa"/>
+          </w:tcPr>
+          <w:p>
+            <w:pPr>
+              <w:rPr>
+                <w:b w:val="0"/>
+                <w:bCs w:val="0"/>
+                <w:lang w:val="en-IN"/>
+              </w:rPr>
+            </w:pPr>
+            <w:r>
+              <w:rPr>
+                <w:b w:val="0"/>
+                <w:bCs w:val="0"/>
+              </w:rPr>
+              <w:t>Database</w:t>
+            </w:r>
+          </w:p>
+        </w:tc>
+        <w:tc>
+          <w:tcPr>
+            <w:tcW w:w="6171" w:type="dxa"/>
+          </w:tcPr>
+          <w:p>
+            <w:pPr>
+              <w:cnfStyle w:val="000000000000" w:firstRow="0" w:lastRow="0" w:firstColumn="0" w:lastColumn="0" w:oddVBand="0" w:evenVBand="0" w:oddHBand="0" w:evenHBand="0" w:firstRowFirstColumn="0" w:firstRowLastColumn="0" w:lastRowFirstColumn="0" w:lastRowLastColumn="0"/>
+              <w:rPr>
+                <w:lang w:val="en-IN"/>
+              </w:rPr>
+            </w:pPr>
+            <w:r>
+              <w:t xml:space="preserve">MySQL, </w:t>
+            </w:r>
+            <w:proofErr w:type="spellStart"/>
+            <w:r>
+              <w:t>LocalStorage</w:t>
+            </w:r>
+            <w:proofErr w:type="spellEnd"/>
+          </w:p>
+        </w:tc>
+      </w:tr>
+      <w:tr>
+        <w:tc>
+          <w:tcPr>
+            <w:cnfStyle w:val="001000000000" w:firstRow="0" w:lastRow="0" w:firstColumn="1" w:lastColumn="0" w:oddVBand="0" w:evenVBand="0" w:oddHBand="0" w:evenHBand="0" w:firstRowFirstColumn="0" w:firstRowLastColumn="0" w:lastRowFirstColumn="0" w:lastRowLastColumn="0"/>
+            <w:tcW w:w="3539" w:type="dxa"/>
+          </w:tcPr>
+          <w:p>
+            <w:pPr>
+              <w:rPr>
+                <w:b w:val="0"/>
+                <w:bCs w:val="0"/>
+                <w:lang w:val="en-IN"/>
+              </w:rPr>
+            </w:pPr>
+            <w:r>
+              <w:rPr>
+                <w:b w:val="0"/>
+                <w:bCs w:val="0"/>
+              </w:rPr>
+              <w:t>API Integration</w:t>
+            </w:r>
+          </w:p>
+        </w:tc>
+        <w:tc>
+          <w:tcPr>
+            <w:tcW w:w="6171" w:type="dxa"/>
+          </w:tcPr>
+          <w:p>
+            <w:pPr>
+              <w:cnfStyle w:val="000000000000" w:firstRow="0" w:lastRow="0" w:firstColumn="0" w:lastColumn="0" w:oddVBand="0" w:evenVBand="0" w:oddHBand="0" w:evenHBand="0" w:firstRowFirstColumn="0" w:firstRowLastColumn="0" w:lastRowFirstColumn="0" w:lastRowLastColumn="0"/>
+              <w:rPr>
+                <w:lang w:val="en-IN"/>
+              </w:rPr>
+            </w:pPr>
+            <w:r>
+              <w:t>REST APIs, Axios</w:t>
+            </w:r>
+          </w:p>
+        </w:tc>
+      </w:tr>
+      <w:tr>
+        <w:tc>
+          <w:tcPr>
+            <w:cnfStyle w:val="001000000000" w:firstRow="0" w:lastRow="0" w:firstColumn="1" w:lastColumn="0" w:oddVBand="0" w:evenVBand="0" w:oddHBand="0" w:evenHBand="0" w:firstRowFirstColumn="0" w:firstRowLastColumn="0" w:lastRowFirstColumn="0" w:lastRowLastColumn="0"/>
+            <w:tcW w:w="3539" w:type="dxa"/>
+          </w:tcPr>
+          <w:p>
+            <w:pPr>
+              <w:rPr>
+                <w:b w:val="0"/>
+                <w:bCs w:val="0"/>
+                <w:lang w:val="en-IN"/>
+              </w:rPr>
+            </w:pPr>
+            <w:r>
+              <w:rPr>
+                <w:b w:val="0"/>
+                <w:bCs w:val="0"/>
+              </w:rPr>
+              <w:t>State Management</w:t>
+            </w:r>
+          </w:p>
+        </w:tc>
+        <w:tc>
+          <w:tcPr>
+            <w:tcW w:w="6171" w:type="dxa"/>
+          </w:tcPr>
+          <w:p>
+            <w:pPr>
+              <w:cnfStyle w:val="000000000000" w:firstRow="0" w:lastRow="0" w:firstColumn="0" w:lastColumn="0" w:oddVBand="0" w:evenVBand="0" w:oddHBand="0" w:evenHBand="0" w:firstRowFirstColumn="0" w:firstRowLastColumn="0" w:lastRowFirstColumn="0" w:lastRowLastColumn="0"/>
+              <w:rPr>
+                <w:lang w:val="en-IN"/>
+              </w:rPr>
+            </w:pPr>
+            <w:r>
+              <w:t>Context API</w:t>
+            </w:r>
+          </w:p>
+        </w:tc>
+      </w:tr>
+      <w:tr>
+        <w:tc>
+          <w:tcPr>
+            <w:cnfStyle w:val="001000000000" w:firstRow="0" w:lastRow="0" w:firstColumn="1" w:lastColumn="0" w:oddVBand="0" w:evenVBand="0" w:oddHBand="0" w:evenHBand="0" w:firstRowFirstColumn="0" w:firstRowLastColumn="0" w:lastRowFirstColumn="0" w:lastRowLastColumn="0"/>
+            <w:tcW w:w="3539" w:type="dxa"/>
+          </w:tcPr>
+          <w:p>
+            <w:pPr>
+              <w:rPr>
+                <w:b w:val="0"/>
+                <w:bCs w:val="0"/>
+                <w:lang w:val="en-IN"/>
+              </w:rPr>
+            </w:pPr>
+            <w:r>
+              <w:rPr>
+                <w:b w:val="0"/>
+                <w:bCs w:val="0"/>
+              </w:rPr>
+              <w:t>Routing</w:t>
+            </w:r>
+          </w:p>
+        </w:tc>
+        <w:tc>
+          <w:tcPr>
+            <w:tcW w:w="6171" w:type="dxa"/>
+          </w:tcPr>
+          <w:p>
+            <w:pPr>
+              <w:cnfStyle w:val="000000000000" w:firstRow="0" w:lastRow="0" w:firstColumn="0" w:lastColumn="0" w:oddVBand="0" w:evenVBand="0" w:oddHBand="0" w:evenHBand="0" w:firstRowFirstColumn="0" w:firstRowLastColumn="0" w:lastRowFirstColumn="0" w:lastRowLastColumn="0"/>
+              <w:rPr>
+                <w:lang w:val="en-IN"/>
+              </w:rPr>
+            </w:pPr>
+            <w:r>
+              <w:t>React Router</w:t>
+            </w:r>
+          </w:p>
+        </w:tc>
+      </w:tr>
+      <w:tr>
+        <w:tc>
+          <w:tcPr>
+            <w:cnfStyle w:val="001000000000" w:firstRow="0" w:lastRow="0" w:firstColumn="1" w:lastColumn="0" w:oddVBand="0" w:evenVBand="0" w:oddHBand="0" w:evenHBand="0" w:firstRowFirstColumn="0" w:firstRowLastColumn="0" w:lastRowFirstColumn="0" w:lastRowLastColumn="0"/>
+            <w:tcW w:w="3539" w:type="dxa"/>
+          </w:tcPr>
+          <w:p>
+            <w:pPr>
+              <w:rPr>
+                <w:b w:val="0"/>
+                <w:bCs w:val="0"/>
+                <w:lang w:val="en-IN"/>
+              </w:rPr>
+            </w:pPr>
+            <w:r>
+              <w:rPr>
+                <w:b w:val="0"/>
+                <w:bCs w:val="0"/>
+              </w:rPr>
+              <w:t>File Handling</w:t>
+            </w:r>
+          </w:p>
+        </w:tc>
+        <w:tc>
+          <w:tcPr>
+            <w:tcW w:w="6171" w:type="dxa"/>
+          </w:tcPr>
+          <w:p>
+            <w:pPr>
+              <w:cnfStyle w:val="000000000000" w:firstRow="0" w:lastRow="0" w:firstColumn="0" w:lastColumn="0" w:oddVBand="0" w:evenVBand="0" w:oddHBand="0" w:evenHBand="0" w:firstRowFirstColumn="0" w:firstRowLastColumn="0" w:lastRowFirstColumn="0" w:lastRowLastColumn="0"/>
+              <w:rPr>
+                <w:lang w:val="en-IN"/>
+              </w:rPr>
+            </w:pPr>
+            <w:r>
+              <w:t>Multer</w:t>
+            </w:r>
+          </w:p>
+        </w:tc>
+      </w:tr>
+      <w:tr>
+        <w:tc>
+          <w:tcPr>
+            <w:cnfStyle w:val="001000000000" w:firstRow="0" w:lastRow="0" w:firstColumn="1" w:lastColumn="0" w:oddVBand="0" w:evenVBand="0" w:oddHBand="0" w:evenHBand="0" w:firstRowFirstColumn="0" w:firstRowLastColumn="0" w:lastRowFirstColumn="0" w:lastRowLastColumn="0"/>
+            <w:tcW w:w="3539" w:type="dxa"/>
+          </w:tcPr>
+          <w:p>
+            <w:pPr>
+              <w:rPr>
+                <w:b w:val="0"/>
+                <w:bCs w:val="0"/>
+                <w:lang w:val="en-IN"/>
+              </w:rPr>
+            </w:pPr>
+            <w:r>
+              <w:rPr>
+                <w:b w:val="0"/>
+                <w:bCs w:val="0"/>
+              </w:rPr>
+              <w:t>Email Services</w:t>
+            </w:r>
+          </w:p>
+        </w:tc>
+        <w:tc>
+          <w:tcPr>
+            <w:tcW w:w="6171" w:type="dxa"/>
+          </w:tcPr>
+          <w:p>
+            <w:pPr>
+              <w:cnfStyle w:val="000000000000" w:firstRow="0" w:lastRow="0" w:firstColumn="0" w:lastColumn="0" w:oddVBand="0" w:evenVBand="0" w:oddHBand="0" w:evenHBand="0" w:firstRowFirstColumn="0" w:firstRowLastColumn="0" w:lastRowFirstColumn="0" w:lastRowLastColumn="0"/>
+              <w:rPr>
+                <w:lang w:val="en-IN"/>
+              </w:rPr>
+            </w:pPr>
+            <w:proofErr w:type="spellStart"/>
+            <w:r>
+              <w:t>NodeMailer</w:t>
+            </w:r>
+            <w:proofErr w:type="spellEnd"/>
+          </w:p>
+        </w:tc>
+      </w:tr>
+      <w:tr>
+        <w:tc>
+          <w:tcPr>
+            <w:cnfStyle w:val="001000000000" w:firstRow="0" w:lastRow="0" w:firstColumn="1" w:lastColumn="0" w:oddVBand="0" w:evenVBand="0" w:oddHBand="0" w:evenHBand="0" w:firstRowFirstColumn="0" w:firstRowLastColumn="0" w:lastRowFirstColumn="0" w:lastRowLastColumn="0"/>
+            <w:tcW w:w="3539" w:type="dxa"/>
+          </w:tcPr>
+          <w:p>
+            <w:pPr>
+              <w:rPr>
+                <w:b w:val="0"/>
+                <w:bCs w:val="0"/>
+                <w:lang w:val="en-IN"/>
+              </w:rPr>
+            </w:pPr>
+            <w:r>
+              <w:rPr>
+                <w:b w:val="0"/>
+                <w:bCs w:val="0"/>
+              </w:rPr>
+              <w:t>PDF Generation</w:t>
+            </w:r>
+          </w:p>
+        </w:tc>
+        <w:tc>
+          <w:tcPr>
+            <w:tcW w:w="6171" w:type="dxa"/>
+          </w:tcPr>
+          <w:p>
+            <w:pPr>
+              <w:cnfStyle w:val="000000000000" w:firstRow="0" w:lastRow="0" w:firstColumn="0" w:lastColumn="0" w:oddVBand="0" w:evenVBand="0" w:oddHBand="0" w:evenHBand="0" w:firstRowFirstColumn="0" w:firstRowLastColumn="0" w:lastRowFirstColumn="0" w:lastRowLastColumn="0"/>
+              <w:rPr>
+                <w:lang w:val="en-IN"/>
+              </w:rPr>
+            </w:pPr>
+            <w:proofErr w:type="spellStart"/>
+            <w:r>
+              <w:t>jsPDF</w:t>
+            </w:r>
+            <w:proofErr w:type="spellEnd"/>
+          </w:p>
+        </w:tc>
+      </w:tr>
+      <w:tr>
+        <w:tc>
+          <w:tcPr>
+            <w:cnfStyle w:val="001000000000" w:firstRow="0" w:lastRow="0" w:firstColumn="1" w:lastColumn="0" w:oddVBand="0" w:evenVBand="0" w:oddHBand="0" w:evenHBand="0" w:firstRowFirstColumn="0" w:firstRowLastColumn="0" w:lastRowFirstColumn="0" w:lastRowLastColumn="0"/>
+            <w:tcW w:w="3539" w:type="dxa"/>
+          </w:tcPr>
+          <w:p>
+            <w:pPr>
+              <w:rPr>
+                <w:b w:val="0"/>
+                <w:bCs w:val="0"/>
+                <w:lang w:val="en-IN"/>
+              </w:rPr>
+            </w:pPr>
+            <w:r>
+              <w:rPr>
+                <w:b w:val="0"/>
+                <w:bCs w:val="0"/>
+              </w:rPr>
+              <w:t>Development Tools</w:t>
+            </w:r>
+          </w:p>
+        </w:tc>
+        <w:tc>
+          <w:tcPr>
+            <w:tcW w:w="6171" w:type="dxa"/>
+          </w:tcPr>
+          <w:p>
+            <w:pPr>
+              <w:cnfStyle w:val="000000000000" w:firstRow="0" w:lastRow="0" w:firstColumn="0" w:lastColumn="0" w:oddVBand="0" w:evenVBand="0" w:oddHBand="0" w:evenHBand="0" w:firstRowFirstColumn="0" w:firstRowLastColumn="0" w:lastRowFirstColumn="0" w:lastRowLastColumn="0"/>
+              <w:rPr>
+                <w:lang w:val="en-IN"/>
+              </w:rPr>
+            </w:pPr>
+            <w:proofErr w:type="spellStart"/>
+            <w:r>
+              <w:t>npm</w:t>
+            </w:r>
+            <w:proofErr w:type="spellEnd"/>
+            <w:r>
+              <w:t>, VS Code</w:t>
+            </w:r>
+          </w:p>
+        </w:tc>
+      </w:tr>
+      <w:tr>
+        <w:tc>
+          <w:tcPr>
+            <w:cnfStyle w:val="001000000000" w:firstRow="0" w:lastRow="0" w:firstColumn="1" w:lastColumn="0" w:oddVBand="0" w:evenVBand="0" w:oddHBand="0" w:evenHBand="0" w:firstRowFirstColumn="0" w:firstRowLastColumn="0" w:lastRowFirstColumn="0" w:lastRowLastColumn="0"/>
+            <w:tcW w:w="3539" w:type="dxa"/>
+          </w:tcPr>
+          <w:p>
+            <w:pPr>
+              <w:rPr>
+                <w:b w:val="0"/>
+                <w:bCs w:val="0"/>
+                <w:lang w:val="en-IN"/>
+              </w:rPr>
+            </w:pPr>
+            <w:r>
+              <w:rPr>
+                <w:b w:val="0"/>
+                <w:bCs w:val="0"/>
+              </w:rPr>
+              <w:t>API Testing</w:t>
+            </w:r>
+          </w:p>
+        </w:tc>
+        <w:tc>
+          <w:tcPr>
+            <w:tcW w:w="6171" w:type="dxa"/>
+          </w:tcPr>
+          <w:p>
+            <w:pPr>
+              <w:cnfStyle w:val="000000000000" w:firstRow="0" w:lastRow="0" w:firstColumn="0" w:lastColumn="0" w:oddVBand="0" w:evenVBand="0" w:oddHBand="0" w:evenHBand="0" w:firstRowFirstColumn="0" w:firstRowLastColumn="0" w:lastRowFirstColumn="0" w:lastRowLastColumn="0"/>
+              <w:rPr>
+                <w:lang w:val="en-IN"/>
+              </w:rPr>
+            </w:pPr>
+            <w:r>
+              <w:t>Postman</w:t>
+            </w:r>
+          </w:p>
+        </w:tc>
+      </w:tr>
+      <w:tr>
+        <w:tc>
+          <w:tcPr>
+            <w:cnfStyle w:val="001000000000" w:firstRow="0" w:lastRow="0" w:firstColumn="1" w:lastColumn="0" w:oddVBand="0" w:evenVBand="0" w:oddHBand="0" w:evenHBand="0" w:firstRowFirstColumn="0" w:firstRowLastColumn="0" w:lastRowFirstColumn="0" w:lastRowLastColumn="0"/>
+            <w:tcW w:w="3539" w:type="dxa"/>
+          </w:tcPr>
+          <w:p>
+            <w:pPr>
+              <w:rPr>
+                <w:b w:val="0"/>
+                <w:bCs w:val="0"/>
+                <w:lang w:val="en-IN"/>
+              </w:rPr>
+            </w:pPr>
+            <w:r>
+              <w:rPr>
+                <w:b w:val="0"/>
+                <w:bCs w:val="0"/>
+              </w:rPr>
+              <w:t>Version Control</w:t>
+            </w:r>
+          </w:p>
+        </w:tc>
+        <w:tc>
+          <w:tcPr>
+            <w:tcW w:w="6171" w:type="dxa"/>
+          </w:tcPr>
+          <w:p>
+            <w:pPr>
+              <w:cnfStyle w:val="000000000000" w:firstRow="0" w:lastRow="0" w:firstColumn="0" w:lastColumn="0" w:oddVBand="0" w:evenVBand="0" w:oddHBand="0" w:evenHBand="0" w:firstRowFirstColumn="0" w:firstRowLastColumn="0" w:lastRowFirstColumn="0" w:lastRowLastColumn="0"/>
+              <w:rPr>
+                <w:lang w:val="en-IN"/>
+              </w:rPr>
+            </w:pPr>
+            <w:r>
+              <w:t>Git, GitHub</w:t>
+            </w:r>
+          </w:p>
+        </w:tc>
+      </w:tr>
+      <w:tr>
+        <w:tc>
+          <w:tcPr>
+            <w:cnfStyle w:val="001000000000" w:firstRow="0" w:lastRow="0" w:firstColumn="1" w:lastColumn="0" w:oddVBand="0" w:evenVBand="0" w:oddHBand="0" w:evenHBand="0" w:firstRowFirstColumn="0" w:firstRowLastColumn="0" w:lastRowFirstColumn="0" w:lastRowLastColumn="0"/>
+            <w:tcW w:w="3539" w:type="dxa"/>
+          </w:tcPr>
+          <w:p>
+            <w:pPr>
+              <w:rPr>
+                <w:b w:val="0"/>
+                <w:bCs w:val="0"/>
+                <w:lang w:val="en-IN"/>
+              </w:rPr>
+            </w:pPr>
+            <w:r>
+              <w:rPr>
+                <w:b w:val="0"/>
+                <w:bCs w:val="0"/>
+              </w:rPr>
+              <w:t>Browser Support</w:t>
+            </w:r>
+          </w:p>
+        </w:tc>
+        <w:tc>
+          <w:tcPr>
+            <w:tcW w:w="6171" w:type="dxa"/>
+          </w:tcPr>
+          <w:p>
+            <w:pPr>
+              <w:cnfStyle w:val="000000000000" w:firstRow="0" w:lastRow="0" w:firstColumn="0" w:lastColumn="0" w:oddVBand="0" w:evenVBand="0" w:oddHBand="0" w:evenHBand="0" w:firstRowFirstColumn="0" w:firstRowLastColumn="0" w:lastRowFirstColumn="0" w:lastRowLastColumn="0"/>
+              <w:rPr>
+                <w:lang w:val="en-IN"/>
+              </w:rPr>
+            </w:pPr>
+            <w:r>
+              <w:t>Google Chrome, Microsoft Edge</w:t>
+            </w:r>
+          </w:p>
+        </w:tc>
+      </w:tr>
+    </w:tbl>
     <w:p>
       <w:pPr>
         <w:rPr>
@@ -1371,7 +3818,7 @@
       </w:r>
     </w:p>
     <w:sectPr>
-      <w:headerReference w:type="default" r:id="rId6"/>
+      <w:headerReference w:type="default" r:id="rId7"/>
       <w:pgSz w:w="12240" w:h="15840"/>
       <w:pgMar w:top="1020" w:right="1080" w:bottom="280" w:left="1440" w:header="720" w:footer="720" w:gutter="0"/>
       <w:cols w:space="720"/>
@@ -1473,6 +3920,100 @@
     </w:pPr>
   </w:p>
 </w:hdr>
+</file>
+
+<file path=word/numbering.xml><?xml version="1.0" encoding="utf-8"?>
+<w:numbering xmlns:wpc="http://schemas.microsoft.com/office/word/2010/wordprocessingCanvas" xmlns:cx="http://schemas.microsoft.com/office/drawing/2014/chartex" xmlns:cx1="http://schemas.microsoft.com/office/drawing/2015/9/8/chartex" xmlns:cx2="http://schemas.microsoft.com/office/drawing/2015/10/21/chartex" xmlns:cx3="http://schemas.microsoft.com/office/drawing/2016/5/9/chartex" xmlns:cx4="http://schemas.microsoft.com/office/drawing/2016/5/10/chartex" xmlns:cx5="http://schemas.microsoft.com/office/drawing/2016/5/11/chartex" xmlns:cx6="http://schemas.microsoft.com/office/drawing/2016/5/12/chartex" xmlns:cx7="http://schemas.microsoft.com/office/drawing/2016/5/13/chartex" xmlns:cx8="http://schemas.microsoft.com/office/drawing/2016/5/14/chartex" xmlns:mc="http://schemas.openxmlformats.org/markup-compatibility/2006" xmlns:aink="http://schemas.microsoft.com/office/drawing/2016/ink" xmlns:am3d="http://schemas.microsoft.com/office/drawing/2017/model3d" xmlns:o="urn:schemas-microsoft-com:office:office" xmlns:oel="http://schemas.microsoft.com/office/2019/extlst" xmlns:r="http://schemas.openxmlformats.org/officeDocument/2006/relationships" xmlns:m="http://schemas.openxmlformats.org/officeDocument/2006/math" xmlns:v="urn:schemas-microsoft-com:vml" xmlns:wp14="http://schemas.microsoft.com/office/word/2010/wordprocessingDrawing" xmlns:wp="http://schemas.openxmlformats.org/drawingml/2006/wordprocessingDrawing" xmlns:w10="urn:schemas-microsoft-com:office:word" xmlns:w="http://schemas.openxmlformats.org/wordprocessingml/2006/main" xmlns:w14="http://schemas.microsoft.com/office/word/2010/wordml" xmlns:w15="http://schemas.microsoft.com/office/word/2012/wordml" xmlns:w16cex="http://schemas.microsoft.com/office/word/2018/wordml/cex" xmlns:w16cid="http://schemas.microsoft.com/office/word/2016/wordml/cid" xmlns:w16="http://schemas.microsoft.com/office/word/2018/wordml" xmlns:w16du="http://schemas.microsoft.com/office/word/2023/wordml/word16du" xmlns:w16sdtdh="http://schemas.microsoft.com/office/word/2020/wordml/sdtdatahash" xmlns:w16sdtfl="http://schemas.microsoft.com/office/word/2024/wordml/sdtformatlock" xmlns:w16se="http://schemas.microsoft.com/office/word/2015/wordml/symex" xmlns:wpg="http://schemas.microsoft.com/office/word/2010/wordprocessingGroup" xmlns:wpi="http://schemas.microsoft.com/office/word/2010/wordprocessingInk" xmlns:wne="http://schemas.microsoft.com/office/word/2006/wordml" xmlns:wps="http://schemas.microsoft.com/office/word/2010/wordprocessingShape" mc:Ignorable="w14 w15 w16se w16cid w16 w16cex w16sdtdh w16sdtfl w16du wp14">
+  <w:abstractNum w:abstractNumId="0" w15:restartNumberingAfterBreak="0">
+    <w:nsid w:val="48D31456"/>
+    <w:multiLevelType w:val="hybridMultilevel"/>
+    <w:tmpl w:val="B84CB2C8"/>
+    <w:lvl w:ilvl="0" w:tplc="4009000F">
+      <w:start w:val="1"/>
+      <w:numFmt w:val="decimal"/>
+      <w:lvlText w:val="%1."/>
+      <w:lvlJc w:val="left"/>
+      <w:pPr>
+        <w:ind w:left="720" w:hanging="360"/>
+      </w:pPr>
+    </w:lvl>
+    <w:lvl w:ilvl="1" w:tplc="40090019" w:tentative="1">
+      <w:start w:val="1"/>
+      <w:numFmt w:val="lowerLetter"/>
+      <w:lvlText w:val="%2."/>
+      <w:lvlJc w:val="left"/>
+      <w:pPr>
+        <w:ind w:left="1440" w:hanging="360"/>
+      </w:pPr>
+    </w:lvl>
+    <w:lvl w:ilvl="2" w:tplc="4009001B" w:tentative="1">
+      <w:start w:val="1"/>
+      <w:numFmt w:val="lowerRoman"/>
+      <w:lvlText w:val="%3."/>
+      <w:lvlJc w:val="right"/>
+      <w:pPr>
+        <w:ind w:left="2160" w:hanging="180"/>
+      </w:pPr>
+    </w:lvl>
+    <w:lvl w:ilvl="3" w:tplc="4009000F" w:tentative="1">
+      <w:start w:val="1"/>
+      <w:numFmt w:val="decimal"/>
+      <w:lvlText w:val="%4."/>
+      <w:lvlJc w:val="left"/>
+      <w:pPr>
+        <w:ind w:left="2880" w:hanging="360"/>
+      </w:pPr>
+    </w:lvl>
+    <w:lvl w:ilvl="4" w:tplc="40090019" w:tentative="1">
+      <w:start w:val="1"/>
+      <w:numFmt w:val="lowerLetter"/>
+      <w:lvlText w:val="%5."/>
+      <w:lvlJc w:val="left"/>
+      <w:pPr>
+        <w:ind w:left="3600" w:hanging="360"/>
+      </w:pPr>
+    </w:lvl>
+    <w:lvl w:ilvl="5" w:tplc="4009001B" w:tentative="1">
+      <w:start w:val="1"/>
+      <w:numFmt w:val="lowerRoman"/>
+      <w:lvlText w:val="%6."/>
+      <w:lvlJc w:val="right"/>
+      <w:pPr>
+        <w:ind w:left="4320" w:hanging="180"/>
+      </w:pPr>
+    </w:lvl>
+    <w:lvl w:ilvl="6" w:tplc="4009000F" w:tentative="1">
+      <w:start w:val="1"/>
+      <w:numFmt w:val="decimal"/>
+      <w:lvlText w:val="%7."/>
+      <w:lvlJc w:val="left"/>
+      <w:pPr>
+        <w:ind w:left="5040" w:hanging="360"/>
+      </w:pPr>
+    </w:lvl>
+    <w:lvl w:ilvl="7" w:tplc="40090019" w:tentative="1">
+      <w:start w:val="1"/>
+      <w:numFmt w:val="lowerLetter"/>
+      <w:lvlText w:val="%8."/>
+      <w:lvlJc w:val="left"/>
+      <w:pPr>
+        <w:ind w:left="5760" w:hanging="360"/>
+      </w:pPr>
+    </w:lvl>
+    <w:lvl w:ilvl="8" w:tplc="4009001B" w:tentative="1">
+      <w:start w:val="1"/>
+      <w:numFmt w:val="lowerRoman"/>
+      <w:lvlText w:val="%9."/>
+      <w:lvlJc w:val="right"/>
+      <w:pPr>
+        <w:ind w:left="6480" w:hanging="180"/>
+      </w:pPr>
+    </w:lvl>
+  </w:abstractNum>
+  <w:num w:numId="1" w16cid:durableId="1759063191">
+    <w:abstractNumId w:val="0"/>
+  </w:num>
+</w:numbering>
 </file>
 
 <file path=word/styles.xml><?xml version="1.0" encoding="utf-8"?>
@@ -1936,6 +4477,7 @@
   <w:style w:type="character" w:default="1" w:styleId="DefaultParagraphFont">
     <w:name w:val="Default Paragraph Font"/>
     <w:uiPriority w:val="1"/>
+    <w:semiHidden/>
     <w:unhideWhenUsed/>
   </w:style>
   <w:style w:type="table" w:default="1" w:styleId="TableNormal">
@@ -2053,6 +4595,114 @@
     <w:rPr>
       <w:rFonts w:ascii="Times New Roman" w:eastAsia="Times New Roman" w:hAnsi="Times New Roman" w:cs="Times New Roman"/>
     </w:rPr>
+  </w:style>
+  <w:style w:type="table" w:styleId="GridTable1Light">
+    <w:name w:val="Grid Table 1 Light"/>
+    <w:basedOn w:val="TableNormal"/>
+    <w:uiPriority w:val="46"/>
+    <w:rsid w:val="00D9355A"/>
+    <w:tblPr>
+      <w:tblStyleRowBandSize w:val="1"/>
+      <w:tblStyleColBandSize w:val="1"/>
+      <w:tblBorders>
+        <w:top w:val="single" w:sz="4" w:space="0" w:color="999999" w:themeColor="text1" w:themeTint="66"/>
+        <w:left w:val="single" w:sz="4" w:space="0" w:color="999999" w:themeColor="text1" w:themeTint="66"/>
+        <w:bottom w:val="single" w:sz="4" w:space="0" w:color="999999" w:themeColor="text1" w:themeTint="66"/>
+        <w:right w:val="single" w:sz="4" w:space="0" w:color="999999" w:themeColor="text1" w:themeTint="66"/>
+        <w:insideH w:val="single" w:sz="4" w:space="0" w:color="999999" w:themeColor="text1" w:themeTint="66"/>
+        <w:insideV w:val="single" w:sz="4" w:space="0" w:color="999999" w:themeColor="text1" w:themeTint="66"/>
+      </w:tblBorders>
+    </w:tblPr>
+    <w:tblStylePr w:type="firstRow">
+      <w:rPr>
+        <w:b/>
+        <w:bCs/>
+      </w:rPr>
+      <w:tblPr/>
+      <w:tcPr>
+        <w:tcBorders>
+          <w:bottom w:val="single" w:sz="12" w:space="0" w:color="666666" w:themeColor="text1" w:themeTint="99"/>
+        </w:tcBorders>
+      </w:tcPr>
+    </w:tblStylePr>
+    <w:tblStylePr w:type="lastRow">
+      <w:rPr>
+        <w:b/>
+        <w:bCs/>
+      </w:rPr>
+      <w:tblPr/>
+      <w:tcPr>
+        <w:tcBorders>
+          <w:top w:val="double" w:sz="2" w:space="0" w:color="666666" w:themeColor="text1" w:themeTint="99"/>
+        </w:tcBorders>
+      </w:tcPr>
+    </w:tblStylePr>
+    <w:tblStylePr w:type="firstCol">
+      <w:rPr>
+        <w:b/>
+        <w:bCs/>
+      </w:rPr>
+    </w:tblStylePr>
+    <w:tblStylePr w:type="lastCol">
+      <w:rPr>
+        <w:b/>
+        <w:bCs/>
+      </w:rPr>
+    </w:tblStylePr>
+  </w:style>
+  <w:style w:type="table" w:styleId="GridTable1Light-Accent1">
+    <w:name w:val="Grid Table 1 Light Accent 1"/>
+    <w:basedOn w:val="TableNormal"/>
+    <w:uiPriority w:val="46"/>
+    <w:rsid w:val="00D9355A"/>
+    <w:tblPr>
+      <w:tblStyleRowBandSize w:val="1"/>
+      <w:tblStyleColBandSize w:val="1"/>
+      <w:tblBorders>
+        <w:top w:val="single" w:sz="4" w:space="0" w:color="B8CCE4" w:themeColor="accent1" w:themeTint="66"/>
+        <w:left w:val="single" w:sz="4" w:space="0" w:color="B8CCE4" w:themeColor="accent1" w:themeTint="66"/>
+        <w:bottom w:val="single" w:sz="4" w:space="0" w:color="B8CCE4" w:themeColor="accent1" w:themeTint="66"/>
+        <w:right w:val="single" w:sz="4" w:space="0" w:color="B8CCE4" w:themeColor="accent1" w:themeTint="66"/>
+        <w:insideH w:val="single" w:sz="4" w:space="0" w:color="B8CCE4" w:themeColor="accent1" w:themeTint="66"/>
+        <w:insideV w:val="single" w:sz="4" w:space="0" w:color="B8CCE4" w:themeColor="accent1" w:themeTint="66"/>
+      </w:tblBorders>
+    </w:tblPr>
+    <w:tblStylePr w:type="firstRow">
+      <w:rPr>
+        <w:b/>
+        <w:bCs/>
+      </w:rPr>
+      <w:tblPr/>
+      <w:tcPr>
+        <w:tcBorders>
+          <w:bottom w:val="single" w:sz="12" w:space="0" w:color="95B3D7" w:themeColor="accent1" w:themeTint="99"/>
+        </w:tcBorders>
+      </w:tcPr>
+    </w:tblStylePr>
+    <w:tblStylePr w:type="lastRow">
+      <w:rPr>
+        <w:b/>
+        <w:bCs/>
+      </w:rPr>
+      <w:tblPr/>
+      <w:tcPr>
+        <w:tcBorders>
+          <w:top w:val="double" w:sz="2" w:space="0" w:color="95B3D7" w:themeColor="accent1" w:themeTint="99"/>
+        </w:tcBorders>
+      </w:tcPr>
+    </w:tblStylePr>
+    <w:tblStylePr w:type="firstCol">
+      <w:rPr>
+        <w:b/>
+        <w:bCs/>
+      </w:rPr>
+    </w:tblStylePr>
+    <w:tblStylePr w:type="lastCol">
+      <w:rPr>
+        <w:b/>
+        <w:bCs/>
+      </w:rPr>
+    </w:tblStylePr>
   </w:style>
 </w:styles>
 </file>
